--- a/UART_Protocol.docx
+++ b/UART_Protocol.docx
@@ -9435,7 +9435,7 @@
               <w:rPr>
                 <w:sz w:val="17"/>
               </w:rPr>
-              <w:t>Number of stored log records</w:t>
+              <w:t>Records in the regular log</w:t>
             </w:r>
           </w:p>
         </w:tc>
@@ -9490,7 +9490,7 @@
               <w:rPr>
                 <w:sz w:val="17"/>
               </w:rPr>
-              <w:t>plain</w:t>
+              <w:t>the write index, which is the count until the ring wraps</w:t>
             </w:r>
           </w:p>
         </w:tc>
@@ -12961,7 +12961,7 @@
         <w:rPr>
           <w:color w:val="1F3864"/>
         </w:rPr>
-        <w:t>10.6  Displayed-parameter word  (0x4E)</w:t>
+        <w:t>10.6  Feature word  (0x4E)</w:t>
       </w:r>
     </w:p>
     <w:p>
@@ -12973,7 +12973,9 @@
           <w:rFonts w:ascii="Consolas" w:hAnsi="Consolas"/>
           <w:sz w:val="18"/>
         </w:rPr>
-        <w:t xml:space="preserve">  request   FF  ID  11  4E  PPPP  BBBBB  CRC  FE</w:t>
+        <w:t xml:space="preserve">  read      FF  ID  10  4E  PPPP  CRC  FE</w:t>
+        <w:br/>
+        <w:t xml:space="preserve">  write     FF  ID  11  4E  PPPP  BBBBB  CRC  FE</w:t>
       </w:r>
     </w:p>
     <w:p>
@@ -12983,7 +12985,1414 @@
           <w:i w:val="0"/>
           <w:sz w:val="20"/>
         </w:rPr>
-        <w:t>Four digits of factory password followed by five digits of bit pattern.</w:t>
+        <w:t>Four digits of factory password, and for a write five more holding the bit pattern in decimal. The device saves it and restarts a few seconds later, so a host has to wait for it to come back before reading anything else. On the bench it answered again about two seconds after the write.</w:t>
+      </w:r>
+    </w:p>
+    <w:p>
+      <w:r>
+        <w:rPr>
+          <w:b w:val="0"/>
+          <w:i w:val="0"/>
+          <w:sz w:val="20"/>
+        </w:rPr>
+        <w:t>Which parameters the instrument runs:</w:t>
+      </w:r>
+    </w:p>
+    <w:tbl>
+      <w:tblPr>
+        <w:tblStyle w:val="LightGrid-Accent1"/>
+        <w:tblW w:type="auto" w:w="0"/>
+        <w:jc w:val="left"/>
+        <w:tblLook w:firstColumn="1" w:firstRow="1" w:lastColumn="0" w:lastRow="0" w:noHBand="0" w:noVBand="1" w:val="04A0"/>
+      </w:tblPr>
+      <w:tblGrid>
+        <w:gridCol w:w="3312"/>
+        <w:gridCol w:w="3312"/>
+        <w:gridCol w:w="3312"/>
+      </w:tblGrid>
+      <w:tr>
+        <w:tc>
+          <w:tcPr>
+            <w:tcW w:type="dxa" w:w="1296"/>
+          </w:tcPr>
+          <w:p>
+            <w:r/>
+            <w:r>
+              <w:rPr>
+                <w:b/>
+                <w:sz w:val="18"/>
+              </w:rPr>
+              <w:t>Bit</w:t>
+            </w:r>
+          </w:p>
+        </w:tc>
+        <w:tc>
+          <w:tcPr>
+            <w:tcW w:type="dxa" w:w="3744"/>
+          </w:tcPr>
+          <w:p>
+            <w:r/>
+            <w:r>
+              <w:rPr>
+                <w:b/>
+                <w:sz w:val="18"/>
+              </w:rPr>
+              <w:t>Meaning</w:t>
+            </w:r>
+          </w:p>
+        </w:tc>
+        <w:tc>
+          <w:tcPr>
+            <w:tcW w:type="dxa" w:w="3312"/>
+          </w:tcPr>
+          <w:p>
+            <w:r/>
+            <w:r>
+              <w:rPr>
+                <w:b/>
+                <w:sz w:val="18"/>
+              </w:rPr>
+              <w:t>Build</w:t>
+            </w:r>
+          </w:p>
+        </w:tc>
+      </w:tr>
+      <w:tr>
+        <w:tc>
+          <w:tcPr>
+            <w:tcW w:type="dxa" w:w="1296"/>
+          </w:tcPr>
+          <w:p>
+            <w:r/>
+            <w:r>
+              <w:rPr>
+                <w:rFonts w:ascii="Consolas" w:hAnsi="Consolas"/>
+                <w:sz w:val="17"/>
+              </w:rPr>
+              <w:t>0x0001</w:t>
+            </w:r>
+          </w:p>
+        </w:tc>
+        <w:tc>
+          <w:tcPr>
+            <w:tcW w:type="dxa" w:w="3744"/>
+          </w:tcPr>
+          <w:p>
+            <w:r/>
+            <w:r>
+              <w:rPr>
+                <w:sz w:val="17"/>
+              </w:rPr>
+              <w:t>DP1 channel</w:t>
+            </w:r>
+          </w:p>
+        </w:tc>
+        <w:tc>
+          <w:tcPr>
+            <w:tcW w:type="dxa" w:w="3312"/>
+          </w:tcPr>
+          <w:p>
+            <w:r/>
+            <w:r>
+              <w:rPr>
+                <w:sz w:val="17"/>
+              </w:rPr>
+              <w:t>both</w:t>
+            </w:r>
+          </w:p>
+        </w:tc>
+      </w:tr>
+      <w:tr>
+        <w:tc>
+          <w:tcPr>
+            <w:tcW w:type="dxa" w:w="1296"/>
+          </w:tcPr>
+          <w:p>
+            <w:r/>
+            <w:r>
+              <w:rPr>
+                <w:rFonts w:ascii="Consolas" w:hAnsi="Consolas"/>
+                <w:sz w:val="17"/>
+              </w:rPr>
+              <w:t>0x0002</w:t>
+            </w:r>
+          </w:p>
+        </w:tc>
+        <w:tc>
+          <w:tcPr>
+            <w:tcW w:type="dxa" w:w="3744"/>
+          </w:tcPr>
+          <w:p>
+            <w:r/>
+            <w:r>
+              <w:rPr>
+                <w:sz w:val="17"/>
+              </w:rPr>
+              <w:t>Clock</w:t>
+            </w:r>
+          </w:p>
+        </w:tc>
+        <w:tc>
+          <w:tcPr>
+            <w:tcW w:type="dxa" w:w="3312"/>
+          </w:tcPr>
+          <w:p>
+            <w:r/>
+            <w:r>
+              <w:rPr>
+                <w:sz w:val="17"/>
+              </w:rPr>
+              <w:t>both</w:t>
+            </w:r>
+          </w:p>
+        </w:tc>
+      </w:tr>
+      <w:tr>
+        <w:tc>
+          <w:tcPr>
+            <w:tcW w:type="dxa" w:w="1296"/>
+          </w:tcPr>
+          <w:p>
+            <w:r/>
+            <w:r>
+              <w:rPr>
+                <w:rFonts w:ascii="Consolas" w:hAnsi="Consolas"/>
+                <w:sz w:val="17"/>
+              </w:rPr>
+              <w:t>0x0004</w:t>
+            </w:r>
+          </w:p>
+        </w:tc>
+        <w:tc>
+          <w:tcPr>
+            <w:tcW w:type="dxa" w:w="3744"/>
+          </w:tcPr>
+          <w:p>
+            <w:r/>
+            <w:r>
+              <w:rPr>
+                <w:sz w:val="17"/>
+              </w:rPr>
+              <w:t>Alerts</w:t>
+            </w:r>
+          </w:p>
+        </w:tc>
+        <w:tc>
+          <w:tcPr>
+            <w:tcW w:type="dxa" w:w="3312"/>
+          </w:tcPr>
+          <w:p>
+            <w:r/>
+            <w:r>
+              <w:rPr>
+                <w:sz w:val="17"/>
+              </w:rPr>
+              <w:t>both</w:t>
+            </w:r>
+          </w:p>
+        </w:tc>
+      </w:tr>
+      <w:tr>
+        <w:tc>
+          <w:tcPr>
+            <w:tcW w:type="dxa" w:w="1296"/>
+          </w:tcPr>
+          <w:p>
+            <w:r/>
+            <w:r>
+              <w:rPr>
+                <w:rFonts w:ascii="Consolas" w:hAnsi="Consolas"/>
+                <w:sz w:val="17"/>
+              </w:rPr>
+              <w:t>0x0008</w:t>
+            </w:r>
+          </w:p>
+        </w:tc>
+        <w:tc>
+          <w:tcPr>
+            <w:tcW w:type="dxa" w:w="3744"/>
+          </w:tcPr>
+          <w:p>
+            <w:r/>
+            <w:r>
+              <w:rPr>
+                <w:sz w:val="17"/>
+              </w:rPr>
+              <w:t>DP2 channel</w:t>
+            </w:r>
+          </w:p>
+        </w:tc>
+        <w:tc>
+          <w:tcPr>
+            <w:tcW w:type="dxa" w:w="3312"/>
+          </w:tcPr>
+          <w:p>
+            <w:r/>
+            <w:r>
+              <w:rPr>
+                <w:sz w:val="17"/>
+              </w:rPr>
+              <w:t>DP1+DP2+DP3 only</w:t>
+            </w:r>
+          </w:p>
+        </w:tc>
+      </w:tr>
+      <w:tr>
+        <w:tc>
+          <w:tcPr>
+            <w:tcW w:type="dxa" w:w="1296"/>
+          </w:tcPr>
+          <w:p>
+            <w:r/>
+            <w:r>
+              <w:rPr>
+                <w:rFonts w:ascii="Consolas" w:hAnsi="Consolas"/>
+                <w:sz w:val="17"/>
+              </w:rPr>
+              <w:t>0x0010</w:t>
+            </w:r>
+          </w:p>
+        </w:tc>
+        <w:tc>
+          <w:tcPr>
+            <w:tcW w:type="dxa" w:w="3744"/>
+          </w:tcPr>
+          <w:p>
+            <w:r/>
+            <w:r>
+              <w:rPr>
+                <w:sz w:val="17"/>
+              </w:rPr>
+              <w:t>DP3 channel</w:t>
+            </w:r>
+          </w:p>
+        </w:tc>
+        <w:tc>
+          <w:tcPr>
+            <w:tcW w:type="dxa" w:w="3312"/>
+          </w:tcPr>
+          <w:p>
+            <w:r/>
+            <w:r>
+              <w:rPr>
+                <w:sz w:val="17"/>
+              </w:rPr>
+              <w:t>DP1+DP2+DP3 only</w:t>
+            </w:r>
+          </w:p>
+        </w:tc>
+      </w:tr>
+      <w:tr>
+        <w:tc>
+          <w:tcPr>
+            <w:tcW w:type="dxa" w:w="1296"/>
+          </w:tcPr>
+          <w:p>
+            <w:r/>
+            <w:r>
+              <w:rPr>
+                <w:rFonts w:ascii="Consolas" w:hAnsi="Consolas"/>
+                <w:sz w:val="17"/>
+              </w:rPr>
+              <w:t>0x0020</w:t>
+            </w:r>
+          </w:p>
+        </w:tc>
+        <w:tc>
+          <w:tcPr>
+            <w:tcW w:type="dxa" w:w="3744"/>
+          </w:tcPr>
+          <w:p>
+            <w:r/>
+            <w:r>
+              <w:rPr>
+                <w:sz w:val="17"/>
+              </w:rPr>
+              <w:t>Humidity</w:t>
+            </w:r>
+          </w:p>
+        </w:tc>
+        <w:tc>
+          <w:tcPr>
+            <w:tcW w:type="dxa" w:w="3312"/>
+          </w:tcPr>
+          <w:p>
+            <w:r/>
+            <w:r>
+              <w:rPr>
+                <w:sz w:val="17"/>
+              </w:rPr>
+              <w:t>DP1+Temp+RH only</w:t>
+            </w:r>
+          </w:p>
+        </w:tc>
+      </w:tr>
+      <w:tr>
+        <w:tc>
+          <w:tcPr>
+            <w:tcW w:type="dxa" w:w="1296"/>
+          </w:tcPr>
+          <w:p>
+            <w:r/>
+            <w:r>
+              <w:rPr>
+                <w:rFonts w:ascii="Consolas" w:hAnsi="Consolas"/>
+                <w:sz w:val="17"/>
+              </w:rPr>
+              <w:t>0x0040</w:t>
+            </w:r>
+          </w:p>
+        </w:tc>
+        <w:tc>
+          <w:tcPr>
+            <w:tcW w:type="dxa" w:w="3744"/>
+          </w:tcPr>
+          <w:p>
+            <w:r/>
+            <w:r>
+              <w:rPr>
+                <w:sz w:val="17"/>
+              </w:rPr>
+              <w:t>Temperature</w:t>
+            </w:r>
+          </w:p>
+        </w:tc>
+        <w:tc>
+          <w:tcPr>
+            <w:tcW w:type="dxa" w:w="3312"/>
+          </w:tcPr>
+          <w:p>
+            <w:r/>
+            <w:r>
+              <w:rPr>
+                <w:sz w:val="17"/>
+              </w:rPr>
+              <w:t>DP1+Temp+RH only</w:t>
+            </w:r>
+          </w:p>
+        </w:tc>
+      </w:tr>
+    </w:tbl>
+    <w:p>
+      <w:pPr>
+        <w:spacing w:after="80"/>
+      </w:pPr>
+    </w:p>
+    <w:p>
+      <w:r>
+        <w:rPr>
+          <w:b/>
+          <w:i w:val="0"/>
+          <w:sz w:val="20"/>
+        </w:rPr>
+        <w:t>The upper four bits do not mean the same thing in both builds, so a host has to know which one it is talking to before interpreting them - the temperature-unit probe in section 10.3 settles that. Reading 0x0040 as "DP3" on a Temp+RH unit is the mistake this invites.</w:t>
+      </w:r>
+    </w:p>
+    <w:p>
+      <w:r>
+        <w:rPr>
+          <w:b w:val="0"/>
+          <w:i w:val="0"/>
+          <w:sz w:val="20"/>
+        </w:rPr>
+        <w:t>The clock bit is the one to be careful with. Every log refuses to write without it, so clearing it stops all logging while leaving the instrument otherwise healthy.</w:t>
+      </w:r>
+    </w:p>
+    <w:p>
+      <w:r>
+        <w:rPr>
+          <w:b w:val="0"/>
+          <w:i w:val="0"/>
+          <w:color w:val="606060"/>
+          <w:sz w:val="20"/>
+        </w:rPr>
+        <w:t>Logging itself is no longer switched here. It is now settled when the firmware is built, by the BUILD_REGULAR_LOG, BUILD_LOG24_LOG, BUILD_MINMAX_LOG, BUILD_MEAN24_LOG and BUILD_RAM_BUFFER macros, and a unit that should not log needs a different build rather than a different setting.</w:t>
+      </w:r>
+    </w:p>
+    <w:p>
+      <w:pPr>
+        <w:pStyle w:val="Heading2"/>
+      </w:pPr>
+      <w:r>
+        <w:rPr>
+          <w:color w:val="1F3864"/>
+        </w:rPr>
+        <w:t>10.7  Reading the logs</w:t>
+      </w:r>
+    </w:p>
+    <w:p>
+      <w:r>
+        <w:rPr>
+          <w:b/>
+          <w:i w:val="0"/>
+          <w:sz w:val="20"/>
+        </w:rPr>
+        <w:t>Five logs, all written only while the clock has been set AND is trusted - checked when each record is written, not merely at start-up. A clock that reads plausibly is not enough: it has to have been set deliberately, which is what raises the flag the writers look for. After a first-time initialisation the instrument will run happily and record nothing until its clock is set.</w:t>
+      </w:r>
+    </w:p>
+    <w:tbl>
+      <w:tblPr>
+        <w:tblStyle w:val="LightGrid-Accent1"/>
+        <w:tblW w:type="auto" w:w="0"/>
+        <w:jc w:val="left"/>
+        <w:tblLook w:firstColumn="1" w:firstRow="1" w:lastColumn="0" w:lastRow="0" w:noHBand="0" w:noVBand="1" w:val="04A0"/>
+      </w:tblPr>
+      <w:tblGrid>
+        <w:gridCol w:w="2484"/>
+        <w:gridCol w:w="2484"/>
+        <w:gridCol w:w="2484"/>
+        <w:gridCol w:w="2484"/>
+      </w:tblGrid>
+      <w:tr>
+        <w:tc>
+          <w:tcPr>
+            <w:tcW w:type="dxa" w:w="2448"/>
+          </w:tcPr>
+          <w:p>
+            <w:r/>
+            <w:r>
+              <w:rPr>
+                <w:b/>
+                <w:sz w:val="18"/>
+              </w:rPr>
+              <w:t>Log</w:t>
+            </w:r>
+          </w:p>
+        </w:tc>
+        <w:tc>
+          <w:tcPr>
+            <w:tcW w:type="dxa" w:w="2736"/>
+          </w:tcPr>
+          <w:p>
+            <w:r/>
+            <w:r>
+              <w:rPr>
+                <w:b/>
+                <w:sz w:val="18"/>
+              </w:rPr>
+              <w:t>Command</w:t>
+            </w:r>
+          </w:p>
+        </w:tc>
+        <w:tc>
+          <w:tcPr>
+            <w:tcW w:type="dxa" w:w="1728"/>
+          </w:tcPr>
+          <w:p>
+            <w:r/>
+            <w:r>
+              <w:rPr>
+                <w:b/>
+                <w:sz w:val="18"/>
+              </w:rPr>
+              <w:t>Reply frame</w:t>
+            </w:r>
+          </w:p>
+        </w:tc>
+        <w:tc>
+          <w:tcPr>
+            <w:tcW w:type="dxa" w:w="2592"/>
+          </w:tcPr>
+          <w:p>
+            <w:r/>
+            <w:r>
+              <w:rPr>
+                <w:b/>
+                <w:sz w:val="18"/>
+              </w:rPr>
+              <w:t>Holds</w:t>
+            </w:r>
+          </w:p>
+        </w:tc>
+      </w:tr>
+      <w:tr>
+        <w:tc>
+          <w:tcPr>
+            <w:tcW w:type="dxa" w:w="2448"/>
+          </w:tcPr>
+          <w:p>
+            <w:r/>
+            <w:r>
+              <w:rPr>
+                <w:rFonts w:ascii="Consolas" w:hAnsi="Consolas"/>
+                <w:sz w:val="17"/>
+              </w:rPr>
+              <w:t>Regular log</w:t>
+            </w:r>
+          </w:p>
+        </w:tc>
+        <w:tc>
+          <w:tcPr>
+            <w:tcW w:type="dxa" w:w="2736"/>
+          </w:tcPr>
+          <w:p>
+            <w:r/>
+            <w:r>
+              <w:rPr>
+                <w:sz w:val="17"/>
+              </w:rPr>
+              <w:t>0x49 RDLG_DT</w:t>
+            </w:r>
+          </w:p>
+        </w:tc>
+        <w:tc>
+          <w:tcPr>
+            <w:tcW w:type="dxa" w:w="1728"/>
+          </w:tcPr>
+          <w:p>
+            <w:r/>
+            <w:r>
+              <w:rPr>
+                <w:sz w:val="17"/>
+              </w:rPr>
+              <w:t>70 bytes</w:t>
+            </w:r>
+          </w:p>
+        </w:tc>
+        <w:tc>
+          <w:tcPr>
+            <w:tcW w:type="dxa" w:w="2592"/>
+          </w:tcPr>
+          <w:p>
+            <w:r/>
+            <w:r>
+              <w:rPr>
+                <w:sz w:val="17"/>
+              </w:rPr>
+              <w:t>60000 records</w:t>
+            </w:r>
+          </w:p>
+        </w:tc>
+      </w:tr>
+      <w:tr>
+        <w:tc>
+          <w:tcPr>
+            <w:tcW w:type="dxa" w:w="2448"/>
+          </w:tcPr>
+          <w:p>
+            <w:r/>
+            <w:r>
+              <w:rPr>
+                <w:rFonts w:ascii="Consolas" w:hAnsi="Consolas"/>
+                <w:sz w:val="17"/>
+              </w:rPr>
+              <w:t>24 hour ring</w:t>
+            </w:r>
+          </w:p>
+        </w:tc>
+        <w:tc>
+          <w:tcPr>
+            <w:tcW w:type="dxa" w:w="2736"/>
+          </w:tcPr>
+          <w:p>
+            <w:r/>
+            <w:r>
+              <w:rPr>
+                <w:sz w:val="17"/>
+              </w:rPr>
+              <w:t>0x47 FLASH24_IND</w:t>
+            </w:r>
+          </w:p>
+        </w:tc>
+        <w:tc>
+          <w:tcPr>
+            <w:tcW w:type="dxa" w:w="1728"/>
+          </w:tcPr>
+          <w:p>
+            <w:r/>
+            <w:r>
+              <w:rPr>
+                <w:sz w:val="17"/>
+              </w:rPr>
+              <w:t>72 bytes</w:t>
+            </w:r>
+          </w:p>
+        </w:tc>
+        <w:tc>
+          <w:tcPr>
+            <w:tcW w:type="dxa" w:w="2592"/>
+          </w:tcPr>
+          <w:p>
+            <w:r/>
+            <w:r>
+              <w:rPr>
+                <w:sz w:val="17"/>
+              </w:rPr>
+              <w:t>1440 records</w:t>
+            </w:r>
+          </w:p>
+        </w:tc>
+      </w:tr>
+      <w:tr>
+        <w:tc>
+          <w:tcPr>
+            <w:tcW w:type="dxa" w:w="2448"/>
+          </w:tcPr>
+          <w:p>
+            <w:r/>
+            <w:r>
+              <w:rPr>
+                <w:rFonts w:ascii="Consolas" w:hAnsi="Consolas"/>
+                <w:sz w:val="17"/>
+              </w:rPr>
+              <w:t>15 day min/max/mean</w:t>
+            </w:r>
+          </w:p>
+        </w:tc>
+        <w:tc>
+          <w:tcPr>
+            <w:tcW w:type="dxa" w:w="2736"/>
+          </w:tcPr>
+          <w:p>
+            <w:r/>
+            <w:r>
+              <w:rPr>
+                <w:sz w:val="17"/>
+              </w:rPr>
+              <w:t>0x53 MINMAXMEAN_IND</w:t>
+            </w:r>
+          </w:p>
+        </w:tc>
+        <w:tc>
+          <w:tcPr>
+            <w:tcW w:type="dxa" w:w="1728"/>
+          </w:tcPr>
+          <w:p>
+            <w:r/>
+            <w:r>
+              <w:rPr>
+                <w:sz w:val="17"/>
+              </w:rPr>
+              <w:t>25 bytes</w:t>
+            </w:r>
+          </w:p>
+        </w:tc>
+        <w:tc>
+          <w:tcPr>
+            <w:tcW w:type="dxa" w:w="2592"/>
+          </w:tcPr>
+          <w:p>
+            <w:r/>
+            <w:r>
+              <w:rPr>
+                <w:sz w:val="17"/>
+              </w:rPr>
+              <w:t>15 days per channel</w:t>
+            </w:r>
+          </w:p>
+        </w:tc>
+      </w:tr>
+      <w:tr>
+        <w:tc>
+          <w:tcPr>
+            <w:tcW w:type="dxa" w:w="2448"/>
+          </w:tcPr>
+          <w:p>
+            <w:r/>
+            <w:r>
+              <w:rPr>
+                <w:rFonts w:ascii="Consolas" w:hAnsi="Consolas"/>
+                <w:sz w:val="17"/>
+              </w:rPr>
+              <w:t>24 hourly means</w:t>
+            </w:r>
+          </w:p>
+        </w:tc>
+        <w:tc>
+          <w:tcPr>
+            <w:tcW w:type="dxa" w:w="2736"/>
+          </w:tcPr>
+          <w:p>
+            <w:r/>
+            <w:r>
+              <w:rPr>
+                <w:sz w:val="17"/>
+              </w:rPr>
+              <w:t>0x54 MEAN_HR</w:t>
+            </w:r>
+          </w:p>
+        </w:tc>
+        <w:tc>
+          <w:tcPr>
+            <w:tcW w:type="dxa" w:w="1728"/>
+          </w:tcPr>
+          <w:p>
+            <w:r/>
+            <w:r>
+              <w:rPr>
+                <w:sz w:val="17"/>
+              </w:rPr>
+              <w:t>13 bytes</w:t>
+            </w:r>
+          </w:p>
+        </w:tc>
+        <w:tc>
+          <w:tcPr>
+            <w:tcW w:type="dxa" w:w="2592"/>
+          </w:tcPr>
+          <w:p>
+            <w:r/>
+            <w:r>
+              <w:rPr>
+                <w:sz w:val="17"/>
+              </w:rPr>
+              <w:t>24 values per channel</w:t>
+            </w:r>
+          </w:p>
+        </w:tc>
+      </w:tr>
+      <w:tr>
+        <w:tc>
+          <w:tcPr>
+            <w:tcW w:type="dxa" w:w="2448"/>
+          </w:tcPr>
+          <w:p>
+            <w:r/>
+            <w:r>
+              <w:rPr>
+                <w:rFonts w:ascii="Consolas" w:hAnsi="Consolas"/>
+                <w:sz w:val="17"/>
+              </w:rPr>
+              <w:t>RAM buffer</w:t>
+            </w:r>
+          </w:p>
+        </w:tc>
+        <w:tc>
+          <w:tcPr>
+            <w:tcW w:type="dxa" w:w="2736"/>
+          </w:tcPr>
+          <w:p>
+            <w:r/>
+            <w:r>
+              <w:rPr>
+                <w:sz w:val="17"/>
+              </w:rPr>
+              <w:t>0x45 RAM_ALL</w:t>
+            </w:r>
+          </w:p>
+        </w:tc>
+        <w:tc>
+          <w:tcPr>
+            <w:tcW w:type="dxa" w:w="1728"/>
+          </w:tcPr>
+          <w:p>
+            <w:r/>
+            <w:r>
+              <w:rPr>
+                <w:sz w:val="17"/>
+              </w:rPr>
+              <w:t>1507 bytes</w:t>
+            </w:r>
+          </w:p>
+        </w:tc>
+        <w:tc>
+          <w:tcPr>
+            <w:tcW w:type="dxa" w:w="2592"/>
+          </w:tcPr>
+          <w:p>
+            <w:r/>
+            <w:r>
+              <w:rPr>
+                <w:sz w:val="17"/>
+              </w:rPr>
+              <w:t>last 30 readings</w:t>
+            </w:r>
+          </w:p>
+        </w:tc>
+      </w:tr>
+      <w:tr>
+        <w:tc>
+          <w:tcPr>
+            <w:tcW w:type="dxa" w:w="2448"/>
+          </w:tcPr>
+          <w:p>
+            <w:r/>
+            <w:r>
+              <w:rPr>
+                <w:rFonts w:ascii="Consolas" w:hAnsi="Consolas"/>
+                <w:sz w:val="17"/>
+              </w:rPr>
+              <w:t>RAM buffer, one</w:t>
+            </w:r>
+          </w:p>
+        </w:tc>
+        <w:tc>
+          <w:tcPr>
+            <w:tcW w:type="dxa" w:w="2736"/>
+          </w:tcPr>
+          <w:p>
+            <w:r/>
+            <w:r>
+              <w:rPr>
+                <w:sz w:val="17"/>
+              </w:rPr>
+              <w:t>0x46 RAM_IND</w:t>
+            </w:r>
+          </w:p>
+        </w:tc>
+        <w:tc>
+          <w:tcPr>
+            <w:tcW w:type="dxa" w:w="1728"/>
+          </w:tcPr>
+          <w:p>
+            <w:r/>
+            <w:r>
+              <w:rPr>
+                <w:sz w:val="17"/>
+              </w:rPr>
+              <w:t>71 bytes</w:t>
+            </w:r>
+          </w:p>
+        </w:tc>
+        <w:tc>
+          <w:tcPr>
+            <w:tcW w:type="dxa" w:w="2592"/>
+          </w:tcPr>
+          <w:p>
+            <w:r/>
+            <w:r>
+              <w:rPr>
+                <w:sz w:val="17"/>
+              </w:rPr>
+              <w:t>one record</w:t>
+            </w:r>
+          </w:p>
+        </w:tc>
+      </w:tr>
+    </w:tbl>
+    <w:p>
+      <w:pPr>
+        <w:spacing w:after="80"/>
+      </w:pPr>
+    </w:p>
+    <w:p>
+      <w:r>
+        <w:rPr>
+          <w:b/>
+          <w:i w:val="0"/>
+          <w:sz w:val="20"/>
+        </w:rPr>
+        <w:t>Four of the five are STREAMED</w:t>
+      </w:r>
+    </w:p>
+    <w:p>
+      <w:r>
+        <w:rPr>
+          <w:b w:val="0"/>
+          <w:i w:val="0"/>
+          <w:sz w:val="20"/>
+        </w:rPr>
+        <w:t>The request arms a transfer and the device then pushes one frame per pass of its main loop until the count is used up. So a read is one request followed by however many frames arrive, not a request and a single reply. RAM_ALL is the exception: one reply carrying all thirty records.</w:t>
+      </w:r>
+    </w:p>
+    <w:p>
+      <w:r>
+        <w:rPr>
+          <w:b w:val="0"/>
+          <w:i w:val="0"/>
+          <w:sz w:val="20"/>
+        </w:rPr>
+        <w:t>While a transfer is running the device serves no other command, and it releases by itself when the count reaches zero.</w:t>
+      </w:r>
+    </w:p>
+    <w:p>
+      <w:r>
+        <w:rPr>
+          <w:b/>
+          <w:i w:val="0"/>
+          <w:sz w:val="20"/>
+        </w:rPr>
+        <w:t>Requests</w:t>
+      </w:r>
+    </w:p>
+    <w:p>
+      <w:pPr>
+        <w:spacing w:after="160"/>
+      </w:pPr>
+      <w:r>
+        <w:rPr>
+          <w:rFonts w:ascii="Consolas" w:hAnsi="Consolas"/>
+          <w:sz w:val="18"/>
+        </w:rPr>
+        <w:t xml:space="preserve">  0x49  FF ID 10 49  dd mm yy hh mi ss  dd mm yy hh mi ss  CRC FE</w:t>
+        <w:br/>
+        <w:t xml:space="preserve">                     \___ start ____/  \____ end ____/   raw bytes</w:t>
+        <w:br/>
+        <w:br/>
+        <w:t xml:space="preserve">  0x47  FF ID 10 47  SSSS CCCC  CRC FE      start and count, 4 ASCII digits each</w:t>
+        <w:br/>
+        <w:t xml:space="preserve">  0x53  FF ID 10 53  c NN       CRC FE      channel 0-2, count as 2 ASCII digits</w:t>
+        <w:br/>
+        <w:t xml:space="preserve">  0x54  FF ID 10 54  c          CRC FE      channel 0-2; the count is fixed at 24</w:t>
+        <w:br/>
+        <w:t xml:space="preserve">  0x46  FF ID 10 46  ii nn      CRC FE      index and count, raw bytes</w:t>
+      </w:r>
+    </w:p>
+    <w:p>
+      <w:r>
+        <w:rPr>
+          <w:b/>
+          <w:i w:val="0"/>
+          <w:sz w:val="20"/>
+        </w:rPr>
+        <w:t>A regular-log transfer leads with a short frame giving how many records fall in the window, as a uint32 - not the ASCII the ordinary replies use.</w:t>
+      </w:r>
+    </w:p>
+    <w:p>
+      <w:r>
+        <w:rPr>
+          <w:b/>
+          <w:i w:val="0"/>
+          <w:sz w:val="20"/>
+        </w:rPr>
+        <w:t>Where the record sits in the frame</w:t>
+      </w:r>
+    </w:p>
+    <w:p>
+      <w:r>
+        <w:rPr>
+          <w:b w:val="0"/>
+          <w:i w:val="0"/>
+          <w:sz w:val="20"/>
+        </w:rPr>
+        <w:t>This differs between them, and a wrong offset still parses and yields plausible nonsense rather than failing:</w:t>
+      </w:r>
+    </w:p>
+    <w:tbl>
+      <w:tblPr>
+        <w:tblStyle w:val="LightGrid-Accent1"/>
+        <w:tblW w:type="auto" w:w="0"/>
+        <w:jc w:val="left"/>
+        <w:tblLook w:firstColumn="1" w:firstRow="1" w:lastColumn="0" w:lastRow="0" w:noHBand="0" w:noVBand="1" w:val="04A0"/>
+      </w:tblPr>
+      <w:tblGrid>
+        <w:gridCol w:w="3312"/>
+        <w:gridCol w:w="3312"/>
+        <w:gridCol w:w="3312"/>
+      </w:tblGrid>
+      <w:tr>
+        <w:tc>
+          <w:tcPr>
+            <w:tcW w:type="dxa" w:w="2592"/>
+          </w:tcPr>
+          <w:p>
+            <w:r/>
+            <w:r>
+              <w:rPr>
+                <w:b/>
+                <w:sz w:val="18"/>
+              </w:rPr>
+              <w:t>Command</w:t>
+            </w:r>
+          </w:p>
+        </w:tc>
+        <w:tc>
+          <w:tcPr>
+            <w:tcW w:type="dxa" w:w="2160"/>
+          </w:tcPr>
+          <w:p>
+            <w:r/>
+            <w:r>
+              <w:rPr>
+                <w:b/>
+                <w:sz w:val="18"/>
+              </w:rPr>
+              <w:t>Record at</w:t>
+            </w:r>
+          </w:p>
+        </w:tc>
+        <w:tc>
+          <w:tcPr>
+            <w:tcW w:type="dxa" w:w="4752"/>
+          </w:tcPr>
+          <w:p>
+            <w:r/>
+            <w:r>
+              <w:rPr>
+                <w:b/>
+                <w:sz w:val="18"/>
+              </w:rPr>
+              <w:t>Why</w:t>
+            </w:r>
+          </w:p>
+        </w:tc>
+      </w:tr>
+      <w:tr>
+        <w:tc>
+          <w:tcPr>
+            <w:tcW w:type="dxa" w:w="2592"/>
+          </w:tcPr>
+          <w:p>
+            <w:r/>
+            <w:r>
+              <w:rPr>
+                <w:rFonts w:ascii="Consolas" w:hAnsi="Consolas"/>
+                <w:sz w:val="17"/>
+              </w:rPr>
+              <w:t>0x49 regular log</w:t>
+            </w:r>
+          </w:p>
+        </w:tc>
+        <w:tc>
+          <w:tcPr>
+            <w:tcW w:type="dxa" w:w="2160"/>
+          </w:tcPr>
+          <w:p>
+            <w:r/>
+            <w:r>
+              <w:rPr>
+                <w:sz w:val="17"/>
+              </w:rPr>
+              <w:t>byte 5</w:t>
+            </w:r>
+          </w:p>
+        </w:tc>
+        <w:tc>
+          <w:tcPr>
+            <w:tcW w:type="dxa" w:w="4752"/>
+          </w:tcPr>
+          <w:p>
+            <w:r/>
+            <w:r>
+              <w:rPr>
+                <w:sz w:val="17"/>
+              </w:rPr>
+              <w:t>nothing between the header and the record</w:t>
+            </w:r>
+          </w:p>
+        </w:tc>
+      </w:tr>
+      <w:tr>
+        <w:tc>
+          <w:tcPr>
+            <w:tcW w:type="dxa" w:w="2592"/>
+          </w:tcPr>
+          <w:p>
+            <w:r/>
+            <w:r>
+              <w:rPr>
+                <w:rFonts w:ascii="Consolas" w:hAnsi="Consolas"/>
+                <w:sz w:val="17"/>
+              </w:rPr>
+              <w:t>0x47 24 hour ring</w:t>
+            </w:r>
+          </w:p>
+        </w:tc>
+        <w:tc>
+          <w:tcPr>
+            <w:tcW w:type="dxa" w:w="2160"/>
+          </w:tcPr>
+          <w:p>
+            <w:r/>
+            <w:r>
+              <w:rPr>
+                <w:sz w:val="17"/>
+              </w:rPr>
+              <w:t>byte 7</w:t>
+            </w:r>
+          </w:p>
+        </w:tc>
+        <w:tc>
+          <w:tcPr>
+            <w:tcW w:type="dxa" w:w="4752"/>
+          </w:tcPr>
+          <w:p>
+            <w:r/>
+            <w:r>
+              <w:rPr>
+                <w:sz w:val="17"/>
+              </w:rPr>
+              <w:t>a 2 byte index first, big endian</w:t>
+            </w:r>
+          </w:p>
+        </w:tc>
+      </w:tr>
+      <w:tr>
+        <w:tc>
+          <w:tcPr>
+            <w:tcW w:type="dxa" w:w="2592"/>
+          </w:tcPr>
+          <w:p>
+            <w:r/>
+            <w:r>
+              <w:rPr>
+                <w:rFonts w:ascii="Consolas" w:hAnsi="Consolas"/>
+                <w:sz w:val="17"/>
+              </w:rPr>
+              <w:t>0x46 RAM buffer</w:t>
+            </w:r>
+          </w:p>
+        </w:tc>
+        <w:tc>
+          <w:tcPr>
+            <w:tcW w:type="dxa" w:w="2160"/>
+          </w:tcPr>
+          <w:p>
+            <w:r/>
+            <w:r>
+              <w:rPr>
+                <w:sz w:val="17"/>
+              </w:rPr>
+              <w:t>byte 6</w:t>
+            </w:r>
+          </w:p>
+        </w:tc>
+        <w:tc>
+          <w:tcPr>
+            <w:tcW w:type="dxa" w:w="4752"/>
+          </w:tcPr>
+          <w:p>
+            <w:r/>
+            <w:r>
+              <w:rPr>
+                <w:sz w:val="17"/>
+              </w:rPr>
+              <w:t>a 1 byte index first</w:t>
+            </w:r>
+          </w:p>
+        </w:tc>
+      </w:tr>
+      <w:tr>
+        <w:tc>
+          <w:tcPr>
+            <w:tcW w:type="dxa" w:w="2592"/>
+          </w:tcPr>
+          <w:p>
+            <w:r/>
+            <w:r>
+              <w:rPr>
+                <w:rFonts w:ascii="Consolas" w:hAnsi="Consolas"/>
+                <w:sz w:val="17"/>
+              </w:rPr>
+              <w:t>0x45 RAM_ALL</w:t>
+            </w:r>
+          </w:p>
+        </w:tc>
+        <w:tc>
+          <w:tcPr>
+            <w:tcW w:type="dxa" w:w="2160"/>
+          </w:tcPr>
+          <w:p>
+            <w:r/>
+            <w:r>
+              <w:rPr>
+                <w:sz w:val="17"/>
+              </w:rPr>
+              <w:t>byte 5 + n*50</w:t>
+            </w:r>
+          </w:p>
+        </w:tc>
+        <w:tc>
+          <w:tcPr>
+            <w:tcW w:type="dxa" w:w="4752"/>
+          </w:tcPr>
+          <w:p>
+            <w:r/>
+            <w:r>
+              <w:rPr>
+                <w:sz w:val="17"/>
+              </w:rPr>
+              <w:t>thirty records end to end</w:t>
+            </w:r>
+          </w:p>
+        </w:tc>
+      </w:tr>
+      <w:tr>
+        <w:tc>
+          <w:tcPr>
+            <w:tcW w:type="dxa" w:w="2592"/>
+          </w:tcPr>
+          <w:p>
+            <w:r/>
+            <w:r>
+              <w:rPr>
+                <w:rFonts w:ascii="Consolas" w:hAnsi="Consolas"/>
+                <w:sz w:val="17"/>
+              </w:rPr>
+              <w:t>0x53 min/max/mean</w:t>
+            </w:r>
+          </w:p>
+        </w:tc>
+        <w:tc>
+          <w:tcPr>
+            <w:tcW w:type="dxa" w:w="2160"/>
+          </w:tcPr>
+          <w:p>
+            <w:r/>
+            <w:r>
+              <w:rPr>
+                <w:sz w:val="17"/>
+              </w:rPr>
+              <w:t>byte 7</w:t>
+            </w:r>
+          </w:p>
+        </w:tc>
+        <w:tc>
+          <w:tcPr>
+            <w:tcW w:type="dxa" w:w="4752"/>
+          </w:tcPr>
+          <w:p>
+            <w:r/>
+            <w:r>
+              <w:rPr>
+                <w:sz w:val="17"/>
+              </w:rPr>
+              <w:t>16 byte record</w:t>
+            </w:r>
+          </w:p>
+        </w:tc>
+      </w:tr>
+      <w:tr>
+        <w:tc>
+          <w:tcPr>
+            <w:tcW w:type="dxa" w:w="2592"/>
+          </w:tcPr>
+          <w:p>
+            <w:r/>
+            <w:r>
+              <w:rPr>
+                <w:rFonts w:ascii="Consolas" w:hAnsi="Consolas"/>
+                <w:sz w:val="17"/>
+              </w:rPr>
+              <w:t>0x54 hourly mean</w:t>
+            </w:r>
+          </w:p>
+        </w:tc>
+        <w:tc>
+          <w:tcPr>
+            <w:tcW w:type="dxa" w:w="2160"/>
+          </w:tcPr>
+          <w:p>
+            <w:r/>
+            <w:r>
+              <w:rPr>
+                <w:sz w:val="17"/>
+              </w:rPr>
+              <w:t>byte 7</w:t>
+            </w:r>
+          </w:p>
+        </w:tc>
+        <w:tc>
+          <w:tcPr>
+            <w:tcW w:type="dxa" w:w="4752"/>
+          </w:tcPr>
+          <w:p>
+            <w:r/>
+            <w:r>
+              <w:rPr>
+                <w:sz w:val="17"/>
+              </w:rPr>
+              <w:t>a single float</w:t>
+            </w:r>
+          </w:p>
+        </w:tc>
+      </w:tr>
+    </w:tbl>
+    <w:p>
+      <w:pPr>
+        <w:spacing w:after="80"/>
+      </w:pPr>
+    </w:p>
+    <w:p>
+      <w:r>
+        <w:rPr>
+          <w:b/>
+          <w:i w:val="0"/>
+          <w:sz w:val="20"/>
+        </w:rPr>
+        <w:t>The 50 byte reading record</w:t>
+      </w:r>
+    </w:p>
+    <w:p>
+      <w:r>
+        <w:rPr>
+          <w:b w:val="0"/>
+          <w:i w:val="0"/>
+          <w:sz w:val="20"/>
+        </w:rPr>
+        <w:t>The regular log, the 24 hour ring and the RAM buffer all share one layout:</w:t>
+      </w:r>
+    </w:p>
+    <w:p>
+      <w:pPr>
+        <w:spacing w:after="160"/>
+      </w:pPr>
+      <w:r>
+        <w:rPr>
+          <w:rFonts w:ascii="Consolas" w:hAnsi="Consolas"/>
+          <w:sz w:val="18"/>
+        </w:rPr>
+        <w:t xml:space="preserve">  [0..3]   epoch seconds, uint32 little endian</w:t>
+        <w:br/>
+        <w:t xml:space="preserve">  [4]      log type</w:t>
+        <w:br/>
+        <w:t xml:space="preserve">  [5]      user id</w:t>
+        <w:br/>
+        <w:t xml:space="preserve">  [7..8]   password</w:t>
+        <w:br/>
+        <w:t xml:space="preserve">  [9]      sensor fault flags, same bits as the status byte</w:t>
+        <w:br/>
+        <w:t xml:space="preserve">  [10..13] DP1                        float</w:t>
+        <w:br/>
+        <w:t xml:space="preserve">  [14..17] DP2 or temperature         float</w:t>
+        <w:br/>
+        <w:t xml:space="preserve">  [18..21] DP3 or humidity            float</w:t>
+        <w:br/>
+        <w:t xml:space="preserve">  [22..29] DP1 minimum, maximum       float, float</w:t>
+        <w:br/>
+        <w:t xml:space="preserve">  [30..37] DP2 / temperature min, max</w:t>
+        <w:br/>
+        <w:t xml:space="preserve">  [38..45] DP3 / humidity min, max</w:t>
+        <w:br/>
+        <w:t xml:space="preserve">  [46..48] the three alarm states, 0 none 1 high 2 low</w:t>
+      </w:r>
+    </w:p>
+    <w:p>
+      <w:r>
+        <w:rPr>
+          <w:b w:val="0"/>
+          <w:i w:val="0"/>
+          <w:sz w:val="20"/>
+        </w:rPr>
+        <w:t>Temperature in a record is always Celsius, whatever the display was set to. Bit 7 of [47] records the unit that was on the display, but the value is not converted.</w:t>
+      </w:r>
+    </w:p>
+    <w:p>
+      <w:r>
+        <w:rPr>
+          <w:b/>
+          <w:i w:val="0"/>
+          <w:sz w:val="20"/>
+        </w:rPr>
+        <w:t>The 16 byte day record  (0x53)</w:t>
+      </w:r>
+    </w:p>
+    <w:p>
+      <w:pPr>
+        <w:spacing w:after="160"/>
+      </w:pPr>
+      <w:r>
+        <w:rPr>
+          <w:rFonts w:ascii="Consolas" w:hAnsi="Consolas"/>
+          <w:sz w:val="18"/>
+        </w:rPr>
+        <w:t xml:space="preserve">  [0..3]   epoch of the day</w:t>
+        <w:br/>
+        <w:t xml:space="preserve">  [4..7]   minimum     float</w:t>
+        <w:br/>
+        <w:t xml:space="preserve">  [8..11]  maximum     float</w:t>
+        <w:br/>
+        <w:t xml:space="preserve">  [12..15] mean        float</w:t>
+      </w:r>
+    </w:p>
+    <w:p>
+      <w:r>
+        <w:rPr>
+          <w:b w:val="0"/>
+          <w:i w:val="0"/>
+          <w:sz w:val="20"/>
+        </w:rPr>
+        <w:t>Slots that have never been written read back as erased flash, which decodes to timestamps in the 1970s and values with twenty digits. A host should reject anything whose epoch predates the product rather than display it.</w:t>
       </w:r>
     </w:p>
     <w:p>
@@ -13067,6 +14476,24 @@
       </w:pPr>
       <w:r>
         <w:t>Every value is parsed into a signed 16 bit integer. Do not send anything outside −32768 to 32767.</w:t>
+      </w:r>
+    </w:p>
+    <w:p>
+      <w:pPr>
+        <w:pStyle w:val="ListBullet"/>
+        <w:spacing w:after="40"/>
+      </w:pPr>
+      <w:r>
+        <w:t>A log transfer takes over the link. While one is running the device serves no other command, so a host must read the stream out before asking for anything else.</w:t>
+      </w:r>
+    </w:p>
+    <w:p>
+      <w:pPr>
+        <w:pStyle w:val="ListBullet"/>
+        <w:spacing w:after="40"/>
+      </w:pPr>
+      <w:r>
+        <w:t>Records cannot be found by scanning for the 0xFC terminator. The floats inside them contain that byte regularly, so frames have to be taken by their fixed length.</w:t>
       </w:r>
     </w:p>
     <w:p>

--- a/UART_Protocol.docx
+++ b/UART_Protocol.docx
@@ -1478,6 +1478,51 @@
                 <w:rFonts w:ascii="Consolas" w:hAnsi="Consolas"/>
                 <w:sz w:val="17"/>
               </w:rPr>
+              <w:t>DP span factor (0x5F)</w:t>
+            </w:r>
+          </w:p>
+        </w:tc>
+        <w:tc>
+          <w:tcPr>
+            <w:tcW w:type="dxa" w:w="3744"/>
+          </w:tcPr>
+          <w:p>
+            <w:r/>
+            <w:r>
+              <w:rPr>
+                <w:sz w:val="17"/>
+              </w:rPr>
+              <w:t>Hundredths of a Pa</w:t>
+            </w:r>
+          </w:p>
+        </w:tc>
+        <w:tc>
+          <w:tcPr>
+            <w:tcW w:type="dxa" w:w="2592"/>
+          </w:tcPr>
+          <w:p>
+            <w:r/>
+            <w:r>
+              <w:rPr>
+                <w:sz w:val="17"/>
+              </w:rPr>
+              <w:t>−00250 = −2.50 Pa</w:t>
+            </w:r>
+          </w:p>
+        </w:tc>
+      </w:tr>
+      <w:tr>
+        <w:tc>
+          <w:tcPr>
+            <w:tcW w:type="dxa" w:w="3168"/>
+          </w:tcPr>
+          <w:p>
+            <w:r/>
+            <w:r>
+              <w:rPr>
+                <w:rFonts w:ascii="Consolas" w:hAnsi="Consolas"/>
+                <w:sz w:val="17"/>
+              </w:rPr>
               <w:t>Temperature / humidity calibration</w:t>
             </w:r>
           </w:p>
@@ -8979,6 +9024,7 @@
               <w:rPr>
                 <w:sz w:val="17"/>
               </w:rPr>
+              <w:t>Pa</w:t>
             </w:r>
           </w:p>
         </w:tc>
@@ -9020,7 +9066,7 @@
               <w:rPr>
                 <w:sz w:val="17"/>
               </w:rPr>
-              <w:t>indexed, see section 10</w:t>
+              <w:t>hundredths, indexed, customer password only</w:t>
             </w:r>
           </w:p>
         </w:tc>
@@ -11974,7 +12020,7 @@
               <w:rPr>
                 <w:sz w:val="17"/>
               </w:rPr>
-              <w:t>span factor</w:t>
+              <w:t>hundredths of a Pa</w:t>
             </w:r>
           </w:p>
         </w:tc>
@@ -12035,6 +12081,36 @@
           <w:sz w:val="20"/>
         </w:rPr>
         <w:t>A read takes the index bytes but no value: FF ID 10 72 &lt;ch&gt; &lt;slot&gt; CRC FE.</w:t>
+      </w:r>
+    </w:p>
+    <w:p>
+      <w:r>
+        <w:rPr>
+          <w:b/>
+          <w:i w:val="0"/>
+          <w:sz w:val="20"/>
+        </w:rPr>
+        <w:t>0x71 and 0x5F need the CUSTOMER password</w:t>
+      </w:r>
+    </w:p>
+    <w:p>
+      <w:r>
+        <w:rPr>
+          <w:b/>
+          <w:i w:val="0"/>
+          <w:sz w:val="20"/>
+        </w:rPr>
+        <w:t>Both are accepted only while customer calibration is open. The factory password unlocks calibration but not these two, and a write made under it is discarded in silence - no INVALID_PARA, no error of any kind. The stored value simply does not change, and a host that does not read back afterwards will believe it worked. Read them back; it is the only way to know.</w:t>
+      </w:r>
+    </w:p>
+    <w:p>
+      <w:r>
+        <w:rPr>
+          <w:b w:val="0"/>
+          <w:i w:val="0"/>
+          <w:sz w:val="20"/>
+        </w:rPr>
+        <w:t>The two do different things to the reading. The zero offset is added outright, so a write shows up immediately. The span factor is eased in a fifteenth at a time and only while the reading is above 1.5 Pa, so it trims the span without disturbing the zero - and a fresh write will not move the value at once, which is easily mistaken for a write that failed.</w:t>
       </w:r>
     </w:p>
     <w:p>
@@ -14476,6 +14552,15 @@
       </w:pPr>
       <w:r>
         <w:t>Every value is parsed into a signed 16 bit integer. Do not send anything outside −32768 to 32767.</w:t>
+      </w:r>
+    </w:p>
+    <w:p>
+      <w:pPr>
+        <w:pStyle w:val="ListBullet"/>
+        <w:spacing w:after="40"/>
+      </w:pPr>
+      <w:r>
+        <w:t>The DP zero offset (0x71) and span factor (0x5F) are accepted only under the customer password. Under the factory password the write is discarded silently, with no error, so always read them back.</w:t>
       </w:r>
     </w:p>
     <w:p>

--- a/UART_Protocol.docx
+++ b/UART_Protocol.docx
@@ -20,7 +20,7 @@
           <w:i w:val="0"/>
           <w:sz w:val="22"/>
         </w:rPr>
-        <w:t>Segment-LCD environmental monitor, MM32F0141C6P.   Firmware 1.0.5.</w:t>
+        <w:t>Segment-LCD environmental monitor, MM32F0141C6P.   Firmware 1.0.9.</w:t>
       </w:r>
     </w:p>
     <w:p>
@@ -5456,7 +5456,7 @@
               <w:rPr>
                 <w:sz w:val="17"/>
               </w:rPr>
-              <w:t>major*100 + minor*10 + patch, so 105 is 1.0.5</w:t>
+              <w:t>major*100 + minor*10 + patch, so 109 is 1.0.9</w:t>
             </w:r>
           </w:p>
         </w:tc>
@@ -7990,6 +7990,93 @@
                 <w:sz w:val="17"/>
               </w:rPr>
               <w:t>plain</w:t>
+            </w:r>
+          </w:p>
+        </w:tc>
+      </w:tr>
+      <w:tr>
+        <w:tc>
+          <w:tcPr>
+            <w:tcW w:type="dxa" w:w="792"/>
+          </w:tcPr>
+          <w:p>
+            <w:r/>
+            <w:r>
+              <w:rPr>
+                <w:rFonts w:ascii="Consolas" w:hAnsi="Consolas"/>
+                <w:sz w:val="17"/>
+              </w:rPr>
+              <w:t>0x4F</w:t>
+            </w:r>
+          </w:p>
+        </w:tc>
+        <w:tc>
+          <w:tcPr>
+            <w:tcW w:type="dxa" w:w="2736"/>
+          </w:tcPr>
+          <w:p>
+            <w:r/>
+            <w:r>
+              <w:rPr>
+                <w:sz w:val="17"/>
+              </w:rPr>
+              <w:t>Parameter scroll time</w:t>
+            </w:r>
+          </w:p>
+        </w:tc>
+        <w:tc>
+          <w:tcPr>
+            <w:tcW w:type="dxa" w:w="648"/>
+          </w:tcPr>
+          <w:p>
+            <w:r/>
+            <w:r>
+              <w:rPr>
+                <w:sz w:val="17"/>
+              </w:rPr>
+              <w:t>s</w:t>
+            </w:r>
+          </w:p>
+        </w:tc>
+        <w:tc>
+          <w:tcPr>
+            <w:tcW w:type="dxa" w:w="864"/>
+          </w:tcPr>
+          <w:p>
+            <w:r/>
+            <w:r>
+              <w:rPr>
+                <w:sz w:val="17"/>
+              </w:rPr>
+              <w:t>RW</w:t>
+            </w:r>
+          </w:p>
+        </w:tc>
+        <w:tc>
+          <w:tcPr>
+            <w:tcW w:type="dxa" w:w="1440"/>
+          </w:tcPr>
+          <w:p>
+            <w:r/>
+            <w:r>
+              <w:rPr>
+                <w:sz w:val="17"/>
+              </w:rPr>
+              <w:t>both</w:t>
+            </w:r>
+          </w:p>
+        </w:tc>
+        <w:tc>
+          <w:tcPr>
+            <w:tcW w:type="dxa" w:w="3096"/>
+          </w:tcPr>
+          <w:p>
+            <w:r/>
+            <w:r>
+              <w:rPr>
+                <w:sz w:val="17"/>
+              </w:rPr>
+              <w:t>plain, 1 to 60; ONE-LINE panels only - a three-line build answers INVALID_PARA</w:t>
             </w:r>
           </w:p>
         </w:tc>
@@ -10802,37 +10889,6 @@
                 <w:sz w:val="17"/>
               </w:rPr>
               <w:t>USTB_ID</w:t>
-            </w:r>
-          </w:p>
-        </w:tc>
-      </w:tr>
-      <w:tr>
-        <w:tc>
-          <w:tcPr>
-            <w:tcW w:type="dxa" w:w="1152"/>
-          </w:tcPr>
-          <w:p>
-            <w:r/>
-            <w:r>
-              <w:rPr>
-                <w:rFonts w:ascii="Consolas" w:hAnsi="Consolas"/>
-                <w:sz w:val="17"/>
-              </w:rPr>
-              <w:t>0x4F</w:t>
-            </w:r>
-          </w:p>
-        </w:tc>
-        <w:tc>
-          <w:tcPr>
-            <w:tcW w:type="dxa" w:w="8352"/>
-          </w:tcPr>
-          <w:p>
-            <w:r/>
-            <w:r>
-              <w:rPr>
-                <w:sz w:val="17"/>
-              </w:rPr>
-              <w:t>SCROLL_TIME_ID</w:t>
             </w:r>
           </w:p>
         </w:tc>
@@ -13888,7 +13944,7 @@
                 <w:rFonts w:ascii="Consolas" w:hAnsi="Consolas"/>
                 <w:sz w:val="17"/>
               </w:rPr>
-              <w:t>RAM buffer, one</w:t>
+              <w:t>RAM buffer, by slot</w:t>
             </w:r>
           </w:p>
         </w:tc>
@@ -13930,7 +13986,7 @@
               <w:rPr>
                 <w:sz w:val="17"/>
               </w:rPr>
-              <w:t>one record</w:t>
+              <w:t>a range of the 30</w:t>
             </w:r>
           </w:p>
         </w:tc>
@@ -13995,13 +14051,53 @@
         <w:t xml:space="preserve">                     \___ start ____/  \____ end ____/   raw bytes</w:t>
         <w:br/>
         <w:br/>
-        <w:t xml:space="preserve">  0x47  FF ID 10 47  SSSS CCCC  CRC FE      start and count, 4 ASCII digits each</w:t>
+        <w:t xml:space="preserve">  0x47  FF ID 10 47  SSSS EEEE  CRC FE      start and END slot, 4 ASCII digits each</w:t>
         <w:br/>
         <w:t xml:space="preserve">  0x53  FF ID 10 53  c NN       CRC FE      channel 0-2, count as 2 ASCII digits</w:t>
         <w:br/>
         <w:t xml:space="preserve">  0x54  FF ID 10 54  c          CRC FE      channel 0-2; the count is fixed at 24</w:t>
         <w:br/>
-        <w:t xml:space="preserve">  0x46  FF ID 10 46  ii nn      CRC FE      index and count, raw bytes</w:t>
+        <w:t xml:space="preserve">  0x46  FF ID 10 46  ss ee      CRC FE      start and END slot, raw bytes</w:t>
+      </w:r>
+    </w:p>
+    <w:p>
+      <w:r>
+        <w:rPr>
+          <w:b/>
+          <w:i w:val="0"/>
+          <w:sz w:val="20"/>
+        </w:rPr>
+        <w:t>0x47 and 0x46 take a RANGE, not a count</w:t>
+      </w:r>
+    </w:p>
+    <w:p>
+      <w:r>
+        <w:rPr>
+          <w:b w:val="0"/>
+          <w:i w:val="0"/>
+          <w:sz w:val="20"/>
+        </w:rPr>
+        <w:t>Both indices are slot numbers and both ends are included, so start 0 end 9 returns ten records. The walk runs forwards and wraps round the end of the store, so a start above the end is a window that spans the wrap rather than an error. Records therefore arrive oldest first within the window.</w:t>
+      </w:r>
+    </w:p>
+    <w:p>
+      <w:r>
+        <w:rPr>
+          <w:b w:val="0"/>
+          <w:i w:val="0"/>
+          <w:sz w:val="20"/>
+        </w:rPr>
+        <w:t>An index outside the store - past 1439 on the ring, past 29 in the RAM buffer, or any non-digit in the four ASCII characters 0x47 expects - is answered with INVALID_PARA and no data. Earlier firmware checked neither: four ASCII digits reach 9999 against a 1440 slot ring, and on 0x46 the index became a byte offset into a 2000 byte buffer, so a stray value streamed whatever memory followed it.</w:t>
+      </w:r>
+    </w:p>
+    <w:p>
+      <w:r>
+        <w:rPr>
+          <w:b/>
+          <w:i w:val="0"/>
+          <w:sz w:val="20"/>
+        </w:rPr>
+        <w:t>Up to and including V1.0.8 each of these parsed one of its two indices and then discarded it, using the other as a COUNT: 0x47 forced the start to the newest record and read the second field as how many to send, and 0x46 did the same the other way about. A host that sent start 0 appeared to work and was not doing what it looked like. There is no "newest N records" command - work the range out from the ring index, 0x4C, which is where the NEXT record will go.</w:t>
       </w:r>
     </w:p>
     <w:p>
@@ -14012,6 +14108,46 @@
           <w:sz w:val="20"/>
         </w:rPr>
         <w:t>A regular-log transfer leads with a short frame giving how many records fall in the window, as a uint32 - not the ASCII the ordinary replies use.</w:t>
+      </w:r>
+    </w:p>
+    <w:p>
+      <w:r>
+        <w:rPr>
+          <w:b w:val="0"/>
+          <w:i w:val="0"/>
+          <w:sz w:val="20"/>
+        </w:rPr>
+        <w:t>That count includes BOTH ends of the window. Up to V1.0.8 it was the difference between the two indices and so was one short, and the record it left out was always the newest one in the range.</w:t>
+      </w:r>
+    </w:p>
+    <w:p>
+      <w:r>
+        <w:rPr>
+          <w:b w:val="0"/>
+          <w:i w:val="0"/>
+          <w:sz w:val="20"/>
+        </w:rPr>
+        <w:t>An empty log is answered with that same frame carrying zero. Earlier firmware sent nothing at all, so a host asking a fresh unit could not tell "no records" from "no reply" and simply waited out its timeout.</w:t>
+      </w:r>
+    </w:p>
+    <w:p>
+      <w:r>
+        <w:rPr>
+          <w:b/>
+          <w:i w:val="0"/>
+          <w:sz w:val="20"/>
+        </w:rPr>
+        <w:t>A window whose END precedes its START is refused with INVALID_PARA</w:t>
+      </w:r>
+    </w:p>
+    <w:p>
+      <w:r>
+        <w:rPr>
+          <w:b w:val="0"/>
+          <w:i w:val="0"/>
+          <w:sz w:val="20"/>
+        </w:rPr>
+        <w:t>The two dates used to be compared only against what the log held, never against each other. A reversed window passed both of those tests, the two index searches then came back in descending order, and the span arithmetic read that as a wrap round the ring - so the device streamed very nearly all 60000 records, about an hour and fifty minutes, serving no other command for any of it. The host cannot call a transfer off once it is running.</w:t>
       </w:r>
     </w:p>
     <w:p>
@@ -14400,9 +14536,11 @@
         </w:rPr>
         <w:t xml:space="preserve">  [0..3]   epoch seconds, uint32 little endian</w:t>
         <w:br/>
-        <w:t xml:space="preserve">  [4]      log type</w:t>
+        <w:t xml:space="preserve">  [4]      device id</w:t>
         <w:br/>
-        <w:t xml:space="preserve">  [5]      user id</w:t>
+        <w:t xml:space="preserve">  [5]      log type</w:t>
+        <w:br/>
+        <w:t xml:space="preserve">  [6]      user id</w:t>
         <w:br/>
         <w:t xml:space="preserve">  [7..8]   password</w:t>
         <w:br/>
@@ -14480,6 +14618,24 @@
           <w:color w:val="1F3864"/>
         </w:rPr>
         <w:t>11.  Things that will catch a host out</w:t>
+      </w:r>
+    </w:p>
+    <w:p>
+      <w:pPr>
+        <w:pStyle w:val="ListBullet"/>
+        <w:spacing w:after="40"/>
+      </w:pPr>
+      <w:r>
+        <w:t>The two index reads, 0x47 and 0x46, take a start and an END slot, both ends included, and refuse an index outside the store with INVALID_PARA. Firmware up to V1.0.8 read the second field as a count instead, so a host written against that behaviour will ask for the wrong records rather than fail.</w:t>
+      </w:r>
+    </w:p>
+    <w:p>
+      <w:pPr>
+        <w:pStyle w:val="ListBullet"/>
+        <w:spacing w:after="40"/>
+      </w:pPr>
+      <w:r>
+        <w:t>Ask 0x49 for a window the right way round. An end earlier than the start is refused now, but older firmware answered it by streaming the whole log.</w:t>
       </w:r>
     </w:p>
     <w:p>
@@ -15049,7 +15205,7 @@
               <w:rPr>
                 <w:sz w:val="17"/>
               </w:rPr>
-              <w:t>1.0.5  (0x34 returns 105)</w:t>
+              <w:t>1.0.9  (0x34 returns 109)</w:t>
             </w:r>
           </w:p>
         </w:tc>

--- a/UART_Protocol.docx
+++ b/UART_Protocol.docx
@@ -20,7 +20,7 @@
           <w:i w:val="0"/>
           <w:sz w:val="22"/>
         </w:rPr>
-        <w:t>Segment-LCD environmental monitor, MM32F0141C6P.   Firmware 1.0.9.</w:t>
+        <w:t>Segment-LCD environmental monitor, MM32F0141C6P.   Firmware 1.1.0.</w:t>
       </w:r>
     </w:p>
     <w:p>
@@ -5456,7 +5456,7 @@
               <w:rPr>
                 <w:sz w:val="17"/>
               </w:rPr>
-              <w:t>major*100 + minor*10 + patch, so 109 is 1.0.9</w:t>
+              <w:t>major*100 + minor*10 + patch, so 110 is 1.1.0</w:t>
             </w:r>
           </w:p>
         </w:tc>
@@ -12484,208 +12484,8 @@
           <w:i w:val="0"/>
           <w:sz w:val="20"/>
         </w:rPr>
-        <w:t>Reading — the reply changes length with the unlock state</w:t>
+        <w:t>Reading — always 12 bytes</w:t>
       </w:r>
-    </w:p>
-    <w:tbl>
-      <w:tblPr>
-        <w:tblStyle w:val="LightGrid-Accent1"/>
-        <w:tblW w:type="auto" w:w="0"/>
-        <w:jc w:val="left"/>
-        <w:tblLook w:firstColumn="1" w:firstRow="1" w:lastColumn="0" w:lastRow="0" w:noHBand="0" w:noVBand="1" w:val="04A0"/>
-      </w:tblPr>
-      <w:tblGrid>
-        <w:gridCol w:w="3312"/>
-        <w:gridCol w:w="3312"/>
-        <w:gridCol w:w="3312"/>
-      </w:tblGrid>
-      <w:tr>
-        <w:tc>
-          <w:tcPr>
-            <w:tcW w:type="dxa" w:w="2016"/>
-          </w:tcPr>
-          <w:p>
-            <w:r/>
-            <w:r>
-              <w:rPr>
-                <w:b/>
-                <w:sz w:val="18"/>
-              </w:rPr>
-              <w:t>State</w:t>
-            </w:r>
-          </w:p>
-        </w:tc>
-        <w:tc>
-          <w:tcPr>
-            <w:tcW w:type="dxa" w:w="1728"/>
-          </w:tcPr>
-          <w:p>
-            <w:r/>
-            <w:r>
-              <w:rPr>
-                <w:b/>
-                <w:sz w:val="18"/>
-              </w:rPr>
-              <w:t>Reply length</w:t>
-            </w:r>
-          </w:p>
-        </w:tc>
-        <w:tc>
-          <w:tcPr>
-            <w:tcW w:type="dxa" w:w="5760"/>
-          </w:tcPr>
-          <w:p>
-            <w:r/>
-            <w:r>
-              <w:rPr>
-                <w:b/>
-                <w:sz w:val="18"/>
-              </w:rPr>
-              <w:t>Contents</w:t>
-            </w:r>
-          </w:p>
-        </w:tc>
-      </w:tr>
-      <w:tr>
-        <w:tc>
-          <w:tcPr>
-            <w:tcW w:type="dxa" w:w="2016"/>
-          </w:tcPr>
-          <w:p>
-            <w:r/>
-            <w:r>
-              <w:rPr>
-                <w:rFonts w:ascii="Consolas" w:hAnsi="Consolas"/>
-                <w:sz w:val="17"/>
-              </w:rPr>
-              <w:t>locked</w:t>
-            </w:r>
-          </w:p>
-        </w:tc>
-        <w:tc>
-          <w:tcPr>
-            <w:tcW w:type="dxa" w:w="1728"/>
-          </w:tcPr>
-          <w:p>
-            <w:r/>
-            <w:r>
-              <w:rPr>
-                <w:sz w:val="17"/>
-              </w:rPr>
-              <w:t>12 bytes</w:t>
-            </w:r>
-          </w:p>
-        </w:tc>
-        <w:tc>
-          <w:tcPr>
-            <w:tcW w:type="dxa" w:w="5760"/>
-          </w:tcPr>
-          <w:p>
-            <w:r/>
-            <w:r>
-              <w:rPr>
-                <w:sz w:val="17"/>
-              </w:rPr>
-              <w:t>the stored correction only</w:t>
-            </w:r>
-          </w:p>
-        </w:tc>
-      </w:tr>
-      <w:tr>
-        <w:tc>
-          <w:tcPr>
-            <w:tcW w:type="dxa" w:w="2016"/>
-          </w:tcPr>
-          <w:p>
-            <w:r/>
-            <w:r>
-              <w:rPr>
-                <w:rFonts w:ascii="Consolas" w:hAnsi="Consolas"/>
-                <w:sz w:val="17"/>
-              </w:rPr>
-              <w:t>factory unlocked</w:t>
-            </w:r>
-          </w:p>
-        </w:tc>
-        <w:tc>
-          <w:tcPr>
-            <w:tcW w:type="dxa" w:w="1728"/>
-          </w:tcPr>
-          <w:p>
-            <w:r/>
-            <w:r>
-              <w:rPr>
-                <w:sz w:val="17"/>
-              </w:rPr>
-              <w:t>39 bytes</w:t>
-            </w:r>
-          </w:p>
-        </w:tc>
-        <w:tc>
-          <w:tcPr>
-            <w:tcW w:type="dxa" w:w="5760"/>
-          </w:tcPr>
-          <w:p>
-            <w:r/>
-            <w:r>
-              <w:rPr>
-                <w:sz w:val="17"/>
-              </w:rPr>
-              <w:t>correction, then 12 bytes of calibration date and 15 of certificate</w:t>
-            </w:r>
-          </w:p>
-        </w:tc>
-      </w:tr>
-      <w:tr>
-        <w:tc>
-          <w:tcPr>
-            <w:tcW w:type="dxa" w:w="2016"/>
-          </w:tcPr>
-          <w:p>
-            <w:r/>
-            <w:r>
-              <w:rPr>
-                <w:rFonts w:ascii="Consolas" w:hAnsi="Consolas"/>
-                <w:sz w:val="17"/>
-              </w:rPr>
-              <w:t>customer unlocked</w:t>
-            </w:r>
-          </w:p>
-        </w:tc>
-        <w:tc>
-          <w:tcPr>
-            <w:tcW w:type="dxa" w:w="1728"/>
-          </w:tcPr>
-          <w:p>
-            <w:r/>
-            <w:r>
-              <w:rPr>
-                <w:sz w:val="17"/>
-              </w:rPr>
-              <w:t>72 bytes</w:t>
-            </w:r>
-          </w:p>
-        </w:tc>
-        <w:tc>
-          <w:tcPr>
-            <w:tcW w:type="dxa" w:w="5760"/>
-          </w:tcPr>
-          <w:p>
-            <w:r/>
-            <w:r>
-              <w:rPr>
-                <w:sz w:val="17"/>
-              </w:rPr>
-              <w:t>correction, then 60 bytes of user calibration date history</w:t>
-            </w:r>
-          </w:p>
-        </w:tc>
-      </w:tr>
-    </w:tbl>
-    <w:p>
-      <w:pPr>
-        <w:spacing w:after="80"/>
-      </w:pPr>
     </w:p>
     <w:p>
       <w:r>
@@ -12694,7 +12494,17 @@
           <w:i w:val="0"/>
           <w:sz w:val="20"/>
         </w:rPr>
-        <w:t>In every case the correction is the first five characters of the payload, zero padded, in tenths, with a minus sign in the first position when negative.</w:t>
+        <w:t>The reply carries the stored correction and nothing else, whatever the unlock state. The correction is the first five characters of the payload, zero padded, in tenths, with a minus sign in the first position when negative.</w:t>
+      </w:r>
+    </w:p>
+    <w:p>
+      <w:r>
+        <w:rPr>
+          <w:b/>
+          <w:i w:val="0"/>
+          <w:sz w:val="20"/>
+        </w:rPr>
+        <w:t>Up to V1.0.9 this reply grew with the unlock state - 39 bytes with factory calibration open and 72 with customer calibration open - because the calibration date and certificate history rode along behind the value. That history has been removed from the firmware. A host that still reads by the old lengths will wait for bytes that are never sent.</w:t>
       </w:r>
     </w:p>
     <w:p>
@@ -15205,7 +15015,7 @@
               <w:rPr>
                 <w:sz w:val="17"/>
               </w:rPr>
-              <w:t>1.0.9  (0x34 returns 109)</w:t>
+              <w:t>1.1.0  (0x34 returns 110)</w:t>
             </w:r>
           </w:p>
         </w:tc>

--- a/UART_Protocol.docx
+++ b/UART_Protocol.docx
@@ -20,7 +20,7 @@
           <w:i w:val="0"/>
           <w:sz w:val="22"/>
         </w:rPr>
-        <w:t>Segment-LCD environmental monitor, MM32F0141C6P.   Firmware 1.1.0.</w:t>
+        <w:t>Segment-LCD environmental monitor, MM32F0141C6P.   Firmware 1.2.0.</w:t>
       </w:r>
     </w:p>
     <w:p>
@@ -614,6 +614,53 @@
       <w:pPr>
         <w:spacing w:after="80"/>
       </w:pPr>
+    </w:p>
+    <w:p>
+      <w:r>
+        <w:rPr>
+          <w:b/>
+          <w:i w:val="0"/>
+          <w:sz w:val="20"/>
+        </w:rPr>
+        <w:t>Read-with-alarm carries no parameter identifier</w:t>
+      </w:r>
+    </w:p>
+    <w:p>
+      <w:r>
+        <w:rPr>
+          <w:b w:val="0"/>
+          <w:i w:val="0"/>
+          <w:sz w:val="20"/>
+        </w:rPr>
+        <w:t>0x00 returns the live readings together with the alarm state, so there is nothing to name and the PID byte is absent. Its request is five bytes, not six:</w:t>
+      </w:r>
+    </w:p>
+    <w:p>
+      <w:pPr>
+        <w:spacing w:after="160"/>
+      </w:pPr>
+      <w:r>
+        <w:rPr>
+          <w:rFonts w:ascii="Consolas" w:hAnsi="Consolas"/>
+          <w:sz w:val="18"/>
+        </w:rPr>
+        <w:t xml:space="preserve">  FF   ID   00   CRC   FE</w:t>
+        <w:br/>
+        <w:t xml:space="preserve">  0    1    2    3     4</w:t>
+        <w:br/>
+        <w:br/>
+        <w:t xml:space="preserve">  device 1:   FF 01 00 56 FE      0x55 + 0x01 + 0x00 = 0x56</w:t>
+      </w:r>
+    </w:p>
+    <w:p>
+      <w:r>
+        <w:rPr>
+          <w:b w:val="0"/>
+          <w:i w:val="0"/>
+          <w:sz w:val="20"/>
+        </w:rPr>
+        <w:t>Five is the shortest frame the device accepts. Anything shorter is discarded without a reply: the checksum length is derived from the frame length, and below five bytes there is nothing left for it to cover.</w:t>
+      </w:r>
     </w:p>
     <w:p>
       <w:r>
@@ -5456,7 +5503,7 @@
               <w:rPr>
                 <w:sz w:val="17"/>
               </w:rPr>
-              <w:t>major*100 + minor*10 + patch, so 110 is 1.1.0</w:t>
+              <w:t>major*100 + minor*10 + patch, so 120 is 1.2.0</w:t>
             </w:r>
           </w:p>
         </w:tc>
@@ -7833,179 +7880,6 @@
                 <w:rFonts w:ascii="Consolas" w:hAnsi="Consolas"/>
                 <w:sz w:val="17"/>
               </w:rPr>
-              <w:t>0x6A</w:t>
-            </w:r>
-          </w:p>
-        </w:tc>
-        <w:tc>
-          <w:tcPr>
-            <w:tcW w:type="dxa" w:w="2736"/>
-          </w:tcPr>
-          <w:p>
-            <w:r/>
-            <w:r>
-              <w:rPr>
-                <w:sz w:val="17"/>
-              </w:rPr>
-              <w:t>Radio reset interval</w:t>
-            </w:r>
-          </w:p>
-        </w:tc>
-        <w:tc>
-          <w:tcPr>
-            <w:tcW w:type="dxa" w:w="648"/>
-          </w:tcPr>
-          <w:p>
-            <w:r/>
-            <w:r>
-              <w:rPr>
-                <w:sz w:val="17"/>
-              </w:rPr>
-              <w:t>min</w:t>
-            </w:r>
-          </w:p>
-        </w:tc>
-        <w:tc>
-          <w:tcPr>
-            <w:tcW w:type="dxa" w:w="864"/>
-          </w:tcPr>
-          <w:p>
-            <w:r/>
-            <w:r>
-              <w:rPr>
-                <w:sz w:val="17"/>
-              </w:rPr>
-              <w:t>RW</w:t>
-            </w:r>
-          </w:p>
-        </w:tc>
-        <w:tc>
-          <w:tcPr>
-            <w:tcW w:type="dxa" w:w="1440"/>
-          </w:tcPr>
-          <w:p>
-            <w:r/>
-            <w:r>
-              <w:rPr>
-                <w:sz w:val="17"/>
-              </w:rPr>
-              <w:t>both</w:t>
-            </w:r>
-          </w:p>
-        </w:tc>
-        <w:tc>
-          <w:tcPr>
-            <w:tcW w:type="dxa" w:w="3096"/>
-          </w:tcPr>
-          <w:p>
-            <w:r/>
-            <w:r>
-              <w:rPr>
-                <w:sz w:val="17"/>
-              </w:rPr>
-              <w:t>plain</w:t>
-            </w:r>
-          </w:p>
-        </w:tc>
-      </w:tr>
-      <w:tr>
-        <w:tc>
-          <w:tcPr>
-            <w:tcW w:type="dxa" w:w="792"/>
-          </w:tcPr>
-          <w:p>
-            <w:r/>
-            <w:r>
-              <w:rPr>
-                <w:rFonts w:ascii="Consolas" w:hAnsi="Consolas"/>
-                <w:sz w:val="17"/>
-              </w:rPr>
-              <w:t>0x6C</w:t>
-            </w:r>
-          </w:p>
-        </w:tc>
-        <w:tc>
-          <w:tcPr>
-            <w:tcW w:type="dxa" w:w="2736"/>
-          </w:tcPr>
-          <w:p>
-            <w:r/>
-            <w:r>
-              <w:rPr>
-                <w:sz w:val="17"/>
-              </w:rPr>
-              <w:t>Devices in group</w:t>
-            </w:r>
-          </w:p>
-        </w:tc>
-        <w:tc>
-          <w:tcPr>
-            <w:tcW w:type="dxa" w:w="648"/>
-          </w:tcPr>
-          <w:p>
-            <w:r/>
-            <w:r>
-              <w:rPr>
-                <w:sz w:val="17"/>
-              </w:rPr>
-            </w:r>
-          </w:p>
-        </w:tc>
-        <w:tc>
-          <w:tcPr>
-            <w:tcW w:type="dxa" w:w="864"/>
-          </w:tcPr>
-          <w:p>
-            <w:r/>
-            <w:r>
-              <w:rPr>
-                <w:sz w:val="17"/>
-              </w:rPr>
-              <w:t>RW</w:t>
-            </w:r>
-          </w:p>
-        </w:tc>
-        <w:tc>
-          <w:tcPr>
-            <w:tcW w:type="dxa" w:w="1440"/>
-          </w:tcPr>
-          <w:p>
-            <w:r/>
-            <w:r>
-              <w:rPr>
-                <w:sz w:val="17"/>
-              </w:rPr>
-              <w:t>both</w:t>
-            </w:r>
-          </w:p>
-        </w:tc>
-        <w:tc>
-          <w:tcPr>
-            <w:tcW w:type="dxa" w:w="3096"/>
-          </w:tcPr>
-          <w:p>
-            <w:r/>
-            <w:r>
-              <w:rPr>
-                <w:sz w:val="17"/>
-              </w:rPr>
-              <w:t>plain</w:t>
-            </w:r>
-          </w:p>
-        </w:tc>
-      </w:tr>
-      <w:tr>
-        <w:tc>
-          <w:tcPr>
-            <w:tcW w:type="dxa" w:w="792"/>
-          </w:tcPr>
-          <w:p>
-            <w:r/>
-            <w:r>
-              <w:rPr>
-                <w:rFonts w:ascii="Consolas" w:hAnsi="Consolas"/>
-                <w:sz w:val="17"/>
-              </w:rPr>
               <w:t>0x4F</w:t>
             </w:r>
           </w:p>
@@ -10695,293 +10569,6 @@
                 <w:sz w:val="17"/>
               </w:rPr>
               <w:t>no value</w:t>
-            </w:r>
-          </w:p>
-        </w:tc>
-      </w:tr>
-    </w:tbl>
-    <w:p>
-      <w:pPr>
-        <w:spacing w:after="80"/>
-      </w:pPr>
-    </w:p>
-    <w:p>
-      <w:pPr>
-        <w:pStyle w:val="Heading2"/>
-      </w:pPr>
-      <w:r>
-        <w:rPr>
-          <w:color w:val="1F3864"/>
-        </w:rPr>
-        <w:t>8.11  Declared but not implemented</w:t>
-      </w:r>
-    </w:p>
-    <w:p>
-      <w:r>
-        <w:rPr>
-          <w:b w:val="0"/>
-          <w:i w:val="0"/>
-          <w:sz w:val="20"/>
-        </w:rPr>
-        <w:t>These identifiers exist in sb_const.h and nothing in the firmware reads or writes them. The device answers INVALID_PARA for every one. They are listed so that a host author does not build against them.</w:t>
-      </w:r>
-    </w:p>
-    <w:tbl>
-      <w:tblPr>
-        <w:tblStyle w:val="LightGrid-Accent1"/>
-        <w:tblW w:type="auto" w:w="0"/>
-        <w:jc w:val="left"/>
-        <w:tblLook w:firstColumn="1" w:firstRow="1" w:lastColumn="0" w:lastRow="0" w:noHBand="0" w:noVBand="1" w:val="04A0"/>
-      </w:tblPr>
-      <w:tblGrid>
-        <w:gridCol w:w="4968"/>
-        <w:gridCol w:w="4968"/>
-      </w:tblGrid>
-      <w:tr>
-        <w:tc>
-          <w:tcPr>
-            <w:tcW w:type="dxa" w:w="1152"/>
-          </w:tcPr>
-          <w:p>
-            <w:r/>
-            <w:r>
-              <w:rPr>
-                <w:b/>
-                <w:sz w:val="18"/>
-              </w:rPr>
-              <w:t>ID</w:t>
-            </w:r>
-          </w:p>
-        </w:tc>
-        <w:tc>
-          <w:tcPr>
-            <w:tcW w:type="dxa" w:w="8352"/>
-          </w:tcPr>
-          <w:p>
-            <w:r/>
-            <w:r>
-              <w:rPr>
-                <w:b/>
-                <w:sz w:val="18"/>
-              </w:rPr>
-              <w:t>Name</w:t>
-            </w:r>
-          </w:p>
-        </w:tc>
-      </w:tr>
-      <w:tr>
-        <w:tc>
-          <w:tcPr>
-            <w:tcW w:type="dxa" w:w="1152"/>
-          </w:tcPr>
-          <w:p>
-            <w:r/>
-            <w:r>
-              <w:rPr>
-                <w:rFonts w:ascii="Consolas" w:hAnsi="Consolas"/>
-                <w:sz w:val="17"/>
-              </w:rPr>
-              <w:t>0x3D</w:t>
-            </w:r>
-          </w:p>
-        </w:tc>
-        <w:tc>
-          <w:tcPr>
-            <w:tcW w:type="dxa" w:w="8352"/>
-          </w:tcPr>
-          <w:p>
-            <w:r/>
-            <w:r>
-              <w:rPr>
-                <w:sz w:val="17"/>
-              </w:rPr>
-              <w:t>BATPER_ID</w:t>
-            </w:r>
-          </w:p>
-        </w:tc>
-      </w:tr>
-      <w:tr>
-        <w:tc>
-          <w:tcPr>
-            <w:tcW w:type="dxa" w:w="1152"/>
-          </w:tcPr>
-          <w:p>
-            <w:r/>
-            <w:r>
-              <w:rPr>
-                <w:rFonts w:ascii="Consolas" w:hAnsi="Consolas"/>
-                <w:sz w:val="17"/>
-              </w:rPr>
-              <w:t>0x42</w:t>
-            </w:r>
-          </w:p>
-        </w:tc>
-        <w:tc>
-          <w:tcPr>
-            <w:tcW w:type="dxa" w:w="8352"/>
-          </w:tcPr>
-          <w:p>
-            <w:r/>
-            <w:r>
-              <w:rPr>
-                <w:sz w:val="17"/>
-              </w:rPr>
-              <w:t>UDBT_ID</w:t>
-            </w:r>
-          </w:p>
-        </w:tc>
-      </w:tr>
-      <w:tr>
-        <w:tc>
-          <w:tcPr>
-            <w:tcW w:type="dxa" w:w="1152"/>
-          </w:tcPr>
-          <w:p>
-            <w:r/>
-            <w:r>
-              <w:rPr>
-                <w:rFonts w:ascii="Consolas" w:hAnsi="Consolas"/>
-                <w:sz w:val="17"/>
-              </w:rPr>
-              <w:t>0x43</w:t>
-            </w:r>
-          </w:p>
-        </w:tc>
-        <w:tc>
-          <w:tcPr>
-            <w:tcW w:type="dxa" w:w="8352"/>
-          </w:tcPr>
-          <w:p>
-            <w:r/>
-            <w:r>
-              <w:rPr>
-                <w:sz w:val="17"/>
-              </w:rPr>
-              <w:t>UPRT_ID</w:t>
-            </w:r>
-          </w:p>
-        </w:tc>
-      </w:tr>
-      <w:tr>
-        <w:tc>
-          <w:tcPr>
-            <w:tcW w:type="dxa" w:w="1152"/>
-          </w:tcPr>
-          <w:p>
-            <w:r/>
-            <w:r>
-              <w:rPr>
-                <w:rFonts w:ascii="Consolas" w:hAnsi="Consolas"/>
-                <w:sz w:val="17"/>
-              </w:rPr>
-              <w:t>0x44</w:t>
-            </w:r>
-          </w:p>
-        </w:tc>
-        <w:tc>
-          <w:tcPr>
-            <w:tcW w:type="dxa" w:w="8352"/>
-          </w:tcPr>
-          <w:p>
-            <w:r/>
-            <w:r>
-              <w:rPr>
-                <w:sz w:val="17"/>
-              </w:rPr>
-              <w:t>USTB_ID</w:t>
-            </w:r>
-          </w:p>
-        </w:tc>
-      </w:tr>
-      <w:tr>
-        <w:tc>
-          <w:tcPr>
-            <w:tcW w:type="dxa" w:w="1152"/>
-          </w:tcPr>
-          <w:p>
-            <w:r/>
-            <w:r>
-              <w:rPr>
-                <w:rFonts w:ascii="Consolas" w:hAnsi="Consolas"/>
-                <w:sz w:val="17"/>
-              </w:rPr>
-              <w:t>0x57</w:t>
-            </w:r>
-          </w:p>
-        </w:tc>
-        <w:tc>
-          <w:tcPr>
-            <w:tcW w:type="dxa" w:w="8352"/>
-          </w:tcPr>
-          <w:p>
-            <w:r/>
-            <w:r>
-              <w:rPr>
-                <w:sz w:val="17"/>
-              </w:rPr>
-              <w:t>BIG_FONT_LED_SET_ID</w:t>
-            </w:r>
-          </w:p>
-        </w:tc>
-      </w:tr>
-      <w:tr>
-        <w:tc>
-          <w:tcPr>
-            <w:tcW w:type="dxa" w:w="1152"/>
-          </w:tcPr>
-          <w:p>
-            <w:r/>
-            <w:r>
-              <w:rPr>
-                <w:rFonts w:ascii="Consolas" w:hAnsi="Consolas"/>
-                <w:sz w:val="17"/>
-              </w:rPr>
-              <w:t>0x6B</w:t>
-            </w:r>
-          </w:p>
-        </w:tc>
-        <w:tc>
-          <w:tcPr>
-            <w:tcW w:type="dxa" w:w="8352"/>
-          </w:tcPr>
-          <w:p>
-            <w:r/>
-            <w:r>
-              <w:rPr>
-                <w:sz w:val="17"/>
-              </w:rPr>
-              <w:t>XBEE_MAC_ADDR_ID</w:t>
-            </w:r>
-          </w:p>
-        </w:tc>
-      </w:tr>
-      <w:tr>
-        <w:tc>
-          <w:tcPr>
-            <w:tcW w:type="dxa" w:w="1152"/>
-          </w:tcPr>
-          <w:p>
-            <w:r/>
-            <w:r>
-              <w:rPr>
-                <w:rFonts w:ascii="Consolas" w:hAnsi="Consolas"/>
-                <w:sz w:val="17"/>
-              </w:rPr>
-              <w:t>0x6D</w:t>
-            </w:r>
-          </w:p>
-        </w:tc>
-        <w:tc>
-          <w:tcPr>
-            <w:tcW w:type="dxa" w:w="8352"/>
-          </w:tcPr>
-          <w:p>
-            <w:r/>
-            <w:r>
-              <w:rPr>
-                <w:sz w:val="17"/>
-              </w:rPr>
-              <w:t>XBEE_SELF_MAC_ADDR_ID</w:t>
             </w:r>
           </w:p>
         </w:tc>
@@ -11829,7 +11416,315 @@
         <w:rPr>
           <w:color w:val="1F3864"/>
         </w:rPr>
-        <w:t>10.4  Indexed parameters</w:t>
+        <w:t>10.4  Readings with alarms  (command 0x00)</w:t>
+      </w:r>
+    </w:p>
+    <w:p>
+      <w:r>
+        <w:rPr>
+          <w:b w:val="0"/>
+          <w:i w:val="0"/>
+          <w:sz w:val="20"/>
+        </w:rPr>
+        <w:t>One exchange for everything the front panel shows. The request is five bytes and names no parameter — see section 2. The reply is variable length, 43 bytes on a DP1 + temperature + humidity build:</w:t>
+      </w:r>
+    </w:p>
+    <w:p>
+      <w:pPr>
+        <w:spacing w:after="160"/>
+      </w:pPr>
+      <w:r>
+        <w:rPr>
+          <w:rFonts w:ascii="Consolas" w:hAnsi="Consolas"/>
+          <w:sz w:val="18"/>
+        </w:rPr>
+        <w:t xml:space="preserve">  FD  ID  00  STATUS    &lt;reading 1&gt;  EE  &lt;reading 2&gt;  EE  &lt;reading 3&gt;  EE    &lt;alarm 1&gt;&lt;alarm 2&gt;&lt;alarm 3&gt;  EE    &lt;door&gt;&lt;door&gt;  EE    &lt;serial, 8 characters&gt;  EE    &lt;epoch, uint32 little endian&gt;  CRC  FC</w:t>
+      </w:r>
+    </w:p>
+    <w:p>
+      <w:r>
+        <w:rPr>
+          <w:b/>
+          <w:i w:val="0"/>
+          <w:sz w:val="20"/>
+        </w:rPr>
+        <w:t>Fields</w:t>
+      </w:r>
+    </w:p>
+    <w:tbl>
+      <w:tblPr>
+        <w:tblStyle w:val="LightGrid-Accent1"/>
+        <w:tblW w:type="auto" w:w="0"/>
+        <w:jc w:val="left"/>
+        <w:tblLook w:firstColumn="1" w:firstRow="1" w:lastColumn="0" w:lastRow="0" w:noHBand="0" w:noVBand="1" w:val="04A0"/>
+      </w:tblPr>
+      <w:tblGrid>
+        <w:gridCol w:w="4968"/>
+        <w:gridCol w:w="4968"/>
+      </w:tblGrid>
+      <w:tr>
+        <w:tc>
+          <w:tcPr>
+            <w:tcW w:type="dxa" w:w="1872"/>
+          </w:tcPr>
+          <w:p>
+            <w:r/>
+            <w:r>
+              <w:rPr>
+                <w:b/>
+                <w:sz w:val="18"/>
+              </w:rPr>
+              <w:t>Field</w:t>
+            </w:r>
+          </w:p>
+        </w:tc>
+        <w:tc>
+          <w:tcPr>
+            <w:tcW w:type="dxa" w:w="7632"/>
+          </w:tcPr>
+          <w:p>
+            <w:r/>
+            <w:r>
+              <w:rPr>
+                <w:b/>
+                <w:sz w:val="18"/>
+              </w:rPr>
+              <w:t>Meaning</w:t>
+            </w:r>
+          </w:p>
+        </w:tc>
+      </w:tr>
+      <w:tr>
+        <w:tc>
+          <w:tcPr>
+            <w:tcW w:type="dxa" w:w="1872"/>
+          </w:tcPr>
+          <w:p>
+            <w:r/>
+            <w:r>
+              <w:rPr>
+                <w:rFonts w:ascii="Consolas" w:hAnsi="Consolas"/>
+                <w:sz w:val="17"/>
+              </w:rPr>
+              <w:t>reading</w:t>
+            </w:r>
+          </w:p>
+        </w:tc>
+        <w:tc>
+          <w:tcPr>
+            <w:tcW w:type="dxa" w:w="7632"/>
+          </w:tcPr>
+          <w:p>
+            <w:r/>
+            <w:r>
+              <w:rPr>
+                <w:sz w:val="17"/>
+              </w:rPr>
+              <w:t>A fault byte, then the value multiplied by 100 as ASCII — variable width, no leading zeros, a leading minus when negative. A channel in fault sends its fault byte alone, with no value after it.</w:t>
+            </w:r>
+          </w:p>
+        </w:tc>
+      </w:tr>
+      <w:tr>
+        <w:tc>
+          <w:tcPr>
+            <w:tcW w:type="dxa" w:w="1872"/>
+          </w:tcPr>
+          <w:p>
+            <w:r/>
+            <w:r>
+              <w:rPr>
+                <w:rFonts w:ascii="Consolas" w:hAnsi="Consolas"/>
+                <w:sz w:val="17"/>
+              </w:rPr>
+              <w:t>EE</w:t>
+            </w:r>
+          </w:p>
+        </w:tc>
+        <w:tc>
+          <w:tcPr>
+            <w:tcW w:type="dxa" w:w="7632"/>
+          </w:tcPr>
+          <w:p>
+            <w:r/>
+            <w:r>
+              <w:rPr>
+                <w:sz w:val="17"/>
+              </w:rPr>
+              <w:t>Field separator</w:t>
+            </w:r>
+          </w:p>
+        </w:tc>
+      </w:tr>
+      <w:tr>
+        <w:tc>
+          <w:tcPr>
+            <w:tcW w:type="dxa" w:w="1872"/>
+          </w:tcPr>
+          <w:p>
+            <w:r/>
+            <w:r>
+              <w:rPr>
+                <w:rFonts w:ascii="Consolas" w:hAnsi="Consolas"/>
+                <w:sz w:val="17"/>
+              </w:rPr>
+              <w:t>alarm</w:t>
+            </w:r>
+          </w:p>
+        </w:tc>
+        <w:tc>
+          <w:tcPr>
+            <w:tcW w:type="dxa" w:w="7632"/>
+          </w:tcPr>
+          <w:p>
+            <w:r/>
+            <w:r>
+              <w:rPr>
+                <w:sz w:val="17"/>
+              </w:rPr>
+              <w:t>One byte per channel: 0 none, 1 upper, 2 lower</w:t>
+            </w:r>
+          </w:p>
+        </w:tc>
+      </w:tr>
+      <w:tr>
+        <w:tc>
+          <w:tcPr>
+            <w:tcW w:type="dxa" w:w="1872"/>
+          </w:tcPr>
+          <w:p>
+            <w:r/>
+            <w:r>
+              <w:rPr>
+                <w:rFonts w:ascii="Consolas" w:hAnsi="Consolas"/>
+                <w:sz w:val="17"/>
+              </w:rPr>
+              <w:t>door</w:t>
+            </w:r>
+          </w:p>
+        </w:tc>
+        <w:tc>
+          <w:tcPr>
+            <w:tcW w:type="dxa" w:w="7632"/>
+          </w:tcPr>
+          <w:p>
+            <w:r/>
+            <w:r>
+              <w:rPr>
+                <w:sz w:val="17"/>
+              </w:rPr>
+              <w:t>Two identical bytes: 0x0E open, 0x0F closed</w:t>
+            </w:r>
+          </w:p>
+        </w:tc>
+      </w:tr>
+      <w:tr>
+        <w:tc>
+          <w:tcPr>
+            <w:tcW w:type="dxa" w:w="1872"/>
+          </w:tcPr>
+          <w:p>
+            <w:r/>
+            <w:r>
+              <w:rPr>
+                <w:rFonts w:ascii="Consolas" w:hAnsi="Consolas"/>
+                <w:sz w:val="17"/>
+              </w:rPr>
+              <w:t>serial</w:t>
+            </w:r>
+          </w:p>
+        </w:tc>
+        <w:tc>
+          <w:tcPr>
+            <w:tcW w:type="dxa" w:w="7632"/>
+          </w:tcPr>
+          <w:p>
+            <w:r/>
+            <w:r>
+              <w:rPr>
+                <w:sz w:val="17"/>
+              </w:rPr>
+              <w:t>The last 8 characters of the serial number</w:t>
+            </w:r>
+          </w:p>
+        </w:tc>
+      </w:tr>
+      <w:tr>
+        <w:tc>
+          <w:tcPr>
+            <w:tcW w:type="dxa" w:w="1872"/>
+          </w:tcPr>
+          <w:p>
+            <w:r/>
+            <w:r>
+              <w:rPr>
+                <w:rFonts w:ascii="Consolas" w:hAnsi="Consolas"/>
+                <w:sz w:val="17"/>
+              </w:rPr>
+              <w:t>epoch</w:t>
+            </w:r>
+          </w:p>
+        </w:tc>
+        <w:tc>
+          <w:tcPr>
+            <w:tcW w:type="dxa" w:w="7632"/>
+          </w:tcPr>
+          <w:p>
+            <w:r/>
+            <w:r>
+              <w:rPr>
+                <w:sz w:val="17"/>
+              </w:rPr>
+              <w:t>The device clock, seconds since 1 January 1970, little endian</w:t>
+            </w:r>
+          </w:p>
+        </w:tc>
+      </w:tr>
+    </w:tbl>
+    <w:p>
+      <w:pPr>
+        <w:spacing w:after="80"/>
+      </w:pPr>
+    </w:p>
+    <w:p>
+      <w:r>
+        <w:rPr>
+          <w:b w:val="0"/>
+          <w:i w:val="0"/>
+          <w:sz w:val="20"/>
+        </w:rPr>
+        <w:t>Which three channels depends on the build, in the same order as everywhere else: DP1, DP2, DP3, or DP1, temperature, humidity.</w:t>
+      </w:r>
+    </w:p>
+    <w:p>
+      <w:r>
+        <w:rPr>
+          <w:b/>
+          <w:i w:val="0"/>
+          <w:sz w:val="20"/>
+        </w:rPr>
+        <w:t>Parse the tail by offset, not by splitting on the separator.</w:t>
+      </w:r>
+    </w:p>
+    <w:p>
+      <w:r>
+        <w:rPr>
+          <w:b w:val="0"/>
+          <w:i w:val="0"/>
+          <w:sz w:val="20"/>
+        </w:rPr>
+        <w:t>Everything from the alarm bytes onwards is fixed width, so it can be measured back from the terminator: 4 epoch, separator, 8 serial, separator, 2 door, separator, 3 alarms. Only the three readings at the front are variable, and only those should be split on 0xEE. The reason is that a faulted channel’s fault byte is written over whatever the request left in the buffer, so it can hold any value — including 0xEE, which would split a field in two.</w:t>
+      </w:r>
+    </w:p>
+    <w:p>
+      <w:pPr>
+        <w:pStyle w:val="Heading2"/>
+      </w:pPr>
+      <w:r>
+        <w:rPr>
+          <w:color w:val="1F3864"/>
+        </w:rPr>
+        <w:t>10.5  Indexed parameters</w:t>
       </w:r>
     </w:p>
     <w:p>
@@ -12432,7 +12327,7 @@
         <w:rPr>
           <w:color w:val="1F3864"/>
         </w:rPr>
-        <w:t>10.5  Calibration  (0x30, 0x31, 0x67, 0x32, 0x33)</w:t>
+        <w:t>10.6  Calibration  (0x30, 0x31, 0x67, 0x32, 0x33)</w:t>
       </w:r>
     </w:p>
     <w:p>
@@ -12515,7 +12410,7 @@
         <w:rPr>
           <w:color w:val="1F3864"/>
         </w:rPr>
-        <w:t>10.5.1  Which unit a temperature is in</w:t>
+        <w:t>10.6.1  Which unit a temperature is in</w:t>
       </w:r>
     </w:p>
     <w:p>
@@ -12903,7 +12798,7 @@
         <w:rPr>
           <w:color w:val="1F3864"/>
         </w:rPr>
-        <w:t>10.6  Feature word  (0x4E)</w:t>
+        <w:t>10.7  Feature word  (0x4E)</w:t>
       </w:r>
     </w:p>
     <w:p>
@@ -13359,7 +13254,7 @@
         <w:rPr>
           <w:color w:val="1F3864"/>
         </w:rPr>
-        <w:t>10.7  Reading the logs</w:t>
+        <w:t>10.8  Reading the logs</w:t>
       </w:r>
     </w:p>
     <w:p>
@@ -15015,7 +14910,7 @@
               <w:rPr>
                 <w:sz w:val="17"/>
               </w:rPr>
-              <w:t>1.1.0  (0x34 returns 110)</w:t>
+              <w:t>1.2.0  (0x34 returns 120)</w:t>
             </w:r>
           </w:p>
         </w:tc>

--- a/UART_Protocol.docx
+++ b/UART_Protocol.docx
@@ -20,7 +20,7 @@
           <w:i w:val="0"/>
           <w:sz w:val="22"/>
         </w:rPr>
-        <w:t>Segment-LCD environmental monitor, MM32F0141C6P.   Firmware 1.2.0.</w:t>
+        <w:t>Segment-LCD environmental monitor, MM32F0141C6P.   Firmware 1.2.2.</w:t>
       </w:r>
     </w:p>
     <w:p>
@@ -1643,7 +1643,7 @@
               <w:rPr>
                 <w:sz w:val="17"/>
               </w:rPr>
-              <w:t>10 = 10 minutes</w:t>
+              <w:t>10 = 10, in whatever unit the parameter column gives</w:t>
             </w:r>
           </w:p>
         </w:tc>
@@ -5503,7 +5503,7 @@
               <w:rPr>
                 <w:sz w:val="17"/>
               </w:rPr>
-              <w:t>major*100 + minor*10 + patch, so 120 is 1.2.0</w:t>
+              <w:t>major*100 + minor*10 + patch, so 122 is 1.2.2</w:t>
             </w:r>
           </w:p>
         </w:tc>
@@ -7821,7 +7821,7 @@
               <w:rPr>
                 <w:sz w:val="17"/>
               </w:rPr>
-              <w:t>min</w:t>
+              <w:t>s</w:t>
             </w:r>
           </w:p>
         </w:tc>
@@ -10426,7 +10426,7 @@
               <w:rPr>
                 <w:sz w:val="17"/>
               </w:rPr>
-              <w:t>Start broadcasting</w:t>
+              <w:t>Broadcasting on or off</w:t>
             </w:r>
           </w:p>
         </w:tc>
@@ -10440,7 +10440,6 @@
               <w:rPr>
                 <w:sz w:val="17"/>
               </w:rPr>
-              <w:t>min</w:t>
             </w:r>
           </w:p>
         </w:tc>
@@ -10454,7 +10453,7 @@
               <w:rPr>
                 <w:sz w:val="17"/>
               </w:rPr>
-              <w:t>W</w:t>
+              <w:t>RW</w:t>
             </w:r>
           </w:p>
         </w:tc>
@@ -10482,7 +10481,7 @@
               <w:rPr>
                 <w:sz w:val="17"/>
               </w:rPr>
-              <w:t>plain</w:t>
+              <w:t>write a duration in minutes to start it; a read answers 0 or 1</w:t>
             </w:r>
           </w:p>
         </w:tc>
@@ -14349,6 +14348,24 @@
         <w:spacing w:after="40"/>
       </w:pPr>
       <w:r>
+        <w:t>The duration sent with 0x3F is stored and then ignored. The countdown that would have stopped broadcasting when it expired is not compiled, so broadcasting runs until 0x3E stops it. Send a duration by all means, but do not rely on it.</w:t>
+      </w:r>
+    </w:p>
+    <w:p>
+      <w:pPr>
+        <w:pStyle w:val="ListBullet"/>
+        <w:spacing w:after="40"/>
+      </w:pPr>
+      <w:r>
+        <w:t>0x69 is in SECONDS, not minutes — the device counts it down once a second. It was documented as minutes until V1.2.2.</w:t>
+      </w:r>
+    </w:p>
+    <w:p>
+      <w:pPr>
+        <w:pStyle w:val="ListBullet"/>
+        <w:spacing w:after="40"/>
+      </w:pPr>
+      <w:r>
         <w:t>A write reply confirms the frame, not the value. A value outside the parameter’s range is discarded without any error, so read it back.</w:t>
       </w:r>
     </w:p>
@@ -14910,7 +14927,7 @@
               <w:rPr>
                 <w:sz w:val="17"/>
               </w:rPr>
-              <w:t>1.2.0  (0x34 returns 120)</w:t>
+              <w:t>1.2.2  (0x34 returns 122)</w:t>
             </w:r>
           </w:p>
         </w:tc>

--- a/UART_Protocol.docx
+++ b/UART_Protocol.docx
@@ -20,7 +20,7 @@
           <w:i w:val="0"/>
           <w:sz w:val="22"/>
         </w:rPr>
-        <w:t>Segment-LCD environmental monitor, MM32F0141C6P.   Firmware 1.2.2.</w:t>
+        <w:t>Segment-LCD environmental monitor, MM32F0141C6P.   Firmware 1.2.3.</w:t>
       </w:r>
     </w:p>
     <w:p>
@@ -5503,7 +5503,7 @@
               <w:rPr>
                 <w:sz w:val="17"/>
               </w:rPr>
-              <w:t>major*100 + minor*10 + patch, so 122 is 1.2.2</w:t>
+              <w:t>major*100 + minor*10 + patch, so 123 is 1.2.3</w:t>
             </w:r>
           </w:p>
         </w:tc>
@@ -14927,7 +14927,7 @@
               <w:rPr>
                 <w:sz w:val="17"/>
               </w:rPr>
-              <w:t>1.2.2  (0x34 returns 122)</w:t>
+              <w:t>1.2.3  (0x34 returns 123)</w:t>
             </w:r>
           </w:p>
         </w:tc>
@@ -14975,7 +14975,7 @@
                 <w:rFonts w:ascii="Consolas" w:hAnsi="Consolas"/>
                 <w:sz w:val="17"/>
               </w:rPr>
-              <w:t>Pressure sensor</w:t>
+              <w:t>Display</w:t>
             </w:r>
           </w:p>
         </w:tc>
@@ -14989,7 +14989,7 @@
               <w:rPr>
                 <w:sz w:val="17"/>
               </w:rPr>
-              <w:t>XGZP6891D</w:t>
+              <w:t>Three line</w:t>
             </w:r>
           </w:p>
         </w:tc>
@@ -15006,6 +15006,37 @@
                 <w:rFonts w:ascii="Consolas" w:hAnsi="Consolas"/>
                 <w:sz w:val="17"/>
               </w:rPr>
+              <w:t>Pressure sensor</w:t>
+            </w:r>
+          </w:p>
+        </w:tc>
+        <w:tc>
+          <w:tcPr>
+            <w:tcW w:type="dxa" w:w="5760"/>
+          </w:tcPr>
+          <w:p>
+            <w:r/>
+            <w:r>
+              <w:rPr>
+                <w:sz w:val="17"/>
+              </w:rPr>
+              <w:t>WF200DP</w:t>
+            </w:r>
+          </w:p>
+        </w:tc>
+      </w:tr>
+      <w:tr>
+        <w:tc>
+          <w:tcPr>
+            <w:tcW w:type="dxa" w:w="3744"/>
+          </w:tcPr>
+          <w:p>
+            <w:r/>
+            <w:r>
+              <w:rPr>
+                <w:rFonts w:ascii="Consolas" w:hAnsi="Consolas"/>
+                <w:sz w:val="17"/>
+              </w:rPr>
               <w:t>Data flash</w:t>
             </w:r>
           </w:p>
@@ -15020,7 +15051,38 @@
               <w:rPr>
                 <w:sz w:val="17"/>
               </w:rPr>
-              <w:t>AT45DB321D</w:t>
+              <w:t>none — compiled out (ENABLE_EXT_DATAFLASH 0), so the logs that live there are unavailable in this build</w:t>
+            </w:r>
+          </w:p>
+        </w:tc>
+      </w:tr>
+      <w:tr>
+        <w:tc>
+          <w:tcPr>
+            <w:tcW w:type="dxa" w:w="3744"/>
+          </w:tcPr>
+          <w:p>
+            <w:r/>
+            <w:r>
+              <w:rPr>
+                <w:rFonts w:ascii="Consolas" w:hAnsi="Consolas"/>
+                <w:sz w:val="17"/>
+              </w:rPr>
+              <w:t>Configuration stored in</w:t>
+            </w:r>
+          </w:p>
+        </w:tc>
+        <w:tc>
+          <w:tcPr>
+            <w:tcW w:type="dxa" w:w="5760"/>
+          </w:tcPr>
+          <w:p>
+            <w:r/>
+            <w:r>
+              <w:rPr>
+                <w:sz w:val="17"/>
+              </w:rPr>
+              <w:t>the last 2 KB of internal flash</w:t>
             </w:r>
           </w:p>
         </w:tc>
